--- a/695_Final_Report.docx
+++ b/695_Final_Report.docx
@@ -369,12 +369,6 @@
         </w:rPr>
         <w:t>.</w:t>
       </w:r>
-      <w:r>
-        <w:rPr>
-          <w:rFonts w:ascii="Arial" w:hAnsi="Arial" w:cs="Arial"/>
-        </w:rPr>
-        <w:br/>
-      </w:r>
     </w:p>
     <w:p>
       <w:pPr>
@@ -419,6 +413,402 @@
           <w:rFonts w:ascii="Arial" w:hAnsi="Arial" w:cs="Arial"/>
         </w:rPr>
       </w:pPr>
+      <w:r>
+        <w:rPr>
+          <w:rFonts w:ascii="Arial" w:hAnsi="Arial" w:cs="Arial"/>
+        </w:rPr>
+        <w:t>Modern deep learning workloads place unprecedented peak-power demands on GPU power-delivery networks (PDNs). As a neural network advances layer</w:t>
+      </w:r>
+      <w:r>
+        <w:rPr>
+          <w:rFonts w:ascii="Arial" w:hAnsi="Arial" w:cs="Arial"/>
+        </w:rPr>
+        <w:t xml:space="preserve"> </w:t>
+      </w:r>
+      <w:r>
+        <w:rPr>
+          <w:rFonts w:ascii="Arial" w:hAnsi="Arial" w:cs="Arial"/>
+        </w:rPr>
+        <w:t xml:space="preserve">by </w:t>
+      </w:r>
+      <w:r>
+        <w:rPr>
+          <w:rFonts w:ascii="Arial" w:hAnsi="Arial" w:cs="Arial"/>
+        </w:rPr>
+        <w:t xml:space="preserve">layer </w:t>
+      </w:r>
+      <w:r>
+        <w:rPr>
+          <w:rFonts w:ascii="Arial" w:hAnsi="Arial" w:cs="Arial"/>
+        </w:rPr>
+        <w:t xml:space="preserve">the GPU alternates between periods of high and low compute activity. Each </w:t>
+      </w:r>
+      <w:r>
+        <w:rPr>
+          <w:rFonts w:ascii="Arial" w:hAnsi="Arial" w:cs="Arial"/>
+        </w:rPr>
+        <w:t>transition generates a rapid current step (di/dt) that the PDN must absorb without letting the load voltage V</w:t>
+      </w:r>
+      <w:r>
+        <w:rPr>
+          <w:rFonts w:ascii="Arial" w:hAnsi="Arial" w:cs="Arial"/>
+        </w:rPr>
+        <w:t>load</w:t>
+      </w:r>
+      <w:r>
+        <w:rPr>
+          <w:rFonts w:ascii="Arial" w:hAnsi="Arial" w:cs="Arial"/>
+        </w:rPr>
+        <w:t xml:space="preserve"> fall below the minimum safe </w:t>
+      </w:r>
+      <w:proofErr w:type="gramStart"/>
+      <w:r>
+        <w:rPr>
+          <w:rFonts w:ascii="Arial" w:hAnsi="Arial" w:cs="Arial"/>
+        </w:rPr>
+        <w:t>operating voltage</w:t>
+      </w:r>
+      <w:proofErr w:type="gramEnd"/>
+      <w:r>
+        <w:rPr>
+          <w:rFonts w:ascii="Arial" w:hAnsi="Arial" w:cs="Arial"/>
+        </w:rPr>
+        <w:t xml:space="preserve"> V</w:t>
+      </w:r>
+      <w:r>
+        <w:rPr>
+          <w:rFonts w:ascii="Arial" w:hAnsi="Arial" w:cs="Arial"/>
+        </w:rPr>
+        <w:t>min</w:t>
+      </w:r>
+      <w:r>
+        <w:rPr>
+          <w:rFonts w:ascii="Arial" w:hAnsi="Arial" w:cs="Arial"/>
+        </w:rPr>
+        <w:t>. When V</w:t>
+      </w:r>
+      <w:r>
+        <w:rPr>
+          <w:rFonts w:ascii="Arial" w:hAnsi="Arial" w:cs="Arial"/>
+        </w:rPr>
+        <w:t>load</w:t>
+      </w:r>
+      <w:r>
+        <w:rPr>
+          <w:rFonts w:ascii="Arial" w:hAnsi="Arial" w:cs="Arial"/>
+        </w:rPr>
+        <w:t xml:space="preserve"> &lt; V</w:t>
+      </w:r>
+      <w:r>
+        <w:rPr>
+          <w:rFonts w:ascii="Arial" w:hAnsi="Arial" w:cs="Arial"/>
+        </w:rPr>
+        <w:t>min</w:t>
+      </w:r>
+      <w:r>
+        <w:rPr>
+          <w:rFonts w:ascii="Arial" w:hAnsi="Arial" w:cs="Arial"/>
+        </w:rPr>
+        <w:t xml:space="preserve">, timing </w:t>
+      </w:r>
+      <w:r>
+        <w:rPr>
+          <w:rFonts w:ascii="Arial" w:hAnsi="Arial" w:cs="Arial"/>
+        </w:rPr>
+        <w:t>violations occur</w:t>
+      </w:r>
+      <w:r>
+        <w:rPr>
+          <w:rFonts w:ascii="Arial" w:hAnsi="Arial" w:cs="Arial"/>
+        </w:rPr>
+        <w:t xml:space="preserve"> and the GPU risks incorrect computation or a hard crash.</w:t>
+      </w:r>
+    </w:p>
+    <w:p>
+      <w:pPr>
+        <w:rPr>
+          <w:rFonts w:ascii="Arial" w:hAnsi="Arial" w:cs="Arial"/>
+        </w:rPr>
+      </w:pPr>
+    </w:p>
+    <w:p>
+      <w:pPr>
+        <w:rPr>
+          <w:rFonts w:ascii="Arial" w:hAnsi="Arial" w:cs="Arial"/>
+        </w:rPr>
+      </w:pPr>
+      <w:r>
+        <w:rPr>
+          <w:rFonts w:ascii="Arial" w:hAnsi="Arial" w:cs="Arial"/>
+        </w:rPr>
+        <w:t>The PDN behaves as a lumped second-order RLC circuit. Its load voltage is</w:t>
+      </w:r>
+      <w:r>
+        <w:rPr>
+          <w:rFonts w:ascii="Arial" w:hAnsi="Arial" w:cs="Arial"/>
+        </w:rPr>
+        <w:t xml:space="preserve"> </w:t>
+      </w:r>
+      <w:proofErr w:type="spellStart"/>
+      <w:r>
+        <w:rPr>
+          <w:rFonts w:ascii="Arial" w:hAnsi="Arial" w:cs="Arial"/>
+        </w:rPr>
+        <w:t>V_load</w:t>
+      </w:r>
+      <w:proofErr w:type="spellEnd"/>
+      <w:r>
+        <w:rPr>
+          <w:rFonts w:ascii="Arial" w:hAnsi="Arial" w:cs="Arial"/>
+        </w:rPr>
+        <w:t xml:space="preserve"> = </w:t>
+      </w:r>
+      <w:proofErr w:type="spellStart"/>
+      <w:r>
+        <w:rPr>
+          <w:rFonts w:ascii="Arial" w:hAnsi="Arial" w:cs="Arial"/>
+        </w:rPr>
+        <w:t>V_nom</w:t>
+      </w:r>
+      <w:proofErr w:type="spellEnd"/>
+      <w:r>
+        <w:rPr>
+          <w:rFonts w:ascii="Arial" w:hAnsi="Arial" w:cs="Arial"/>
+        </w:rPr>
+        <w:t xml:space="preserve"> − I·R − </w:t>
+      </w:r>
+      <w:proofErr w:type="spellStart"/>
+      <w:r>
+        <w:rPr>
+          <w:rFonts w:ascii="Arial" w:hAnsi="Arial" w:cs="Arial"/>
+        </w:rPr>
+        <w:t>ΔI·Z_LC·overshoot_factor</w:t>
+      </w:r>
+      <w:proofErr w:type="spellEnd"/>
+      <w:r>
+        <w:rPr>
+          <w:rFonts w:ascii="Arial" w:hAnsi="Arial" w:cs="Arial"/>
+        </w:rPr>
+        <w:t xml:space="preserve"> </w:t>
+      </w:r>
+      <w:r>
+        <w:rPr>
+          <w:rFonts w:ascii="Arial" w:hAnsi="Arial" w:cs="Arial"/>
+        </w:rPr>
+        <w:t>where R is the series resistance, L is the package/socket inductance, C is the bulk decoupling capacitance, Z_LC = √(L/C) is the characteristic impedance (≈ 3.87 mΩ for L = 15 nH, C = 1 mF), and ΔI is the current step at the start of a new compute phase. For a V100-class GPU drawing 200 W at 0.9 V, ΔI can exceed 200 A, producing peak droops of 50–100 mV within the resonant period T</w:t>
+      </w:r>
+      <w:r>
+        <w:rPr>
+          <w:rFonts w:ascii="Arial" w:hAnsi="Arial" w:cs="Arial"/>
+        </w:rPr>
+        <w:t>res</w:t>
+      </w:r>
+      <w:r>
+        <w:rPr>
+          <w:rFonts w:ascii="Arial" w:hAnsi="Arial" w:cs="Arial"/>
+        </w:rPr>
+        <w:t xml:space="preserve"> = 2π√(LC) ≈ 24 µs</w:t>
+      </w:r>
+      <w:r>
+        <w:rPr>
+          <w:rFonts w:ascii="Arial" w:hAnsi="Arial" w:cs="Arial"/>
+        </w:rPr>
+        <w:t xml:space="preserve"> </w:t>
+      </w:r>
+      <w:r>
+        <w:rPr>
+          <w:rFonts w:ascii="Arial" w:hAnsi="Arial" w:cs="Arial"/>
+        </w:rPr>
+        <w:t>before any software mitigation can respond.</w:t>
+      </w:r>
+    </w:p>
+    <w:p>
+      <w:pPr>
+        <w:rPr>
+          <w:rFonts w:ascii="Arial" w:hAnsi="Arial" w:cs="Arial"/>
+        </w:rPr>
+      </w:pPr>
+      <w:r>
+        <w:rPr>
+          <w:rFonts w:ascii="Arial" w:hAnsi="Arial" w:cs="Arial"/>
+        </w:rPr>
+        <w:t xml:space="preserve">Existing mitigations </w:t>
+      </w:r>
+      <w:r>
+        <w:rPr>
+          <w:rFonts w:ascii="Arial" w:hAnsi="Arial" w:cs="Arial"/>
+        </w:rPr>
+        <w:t>are not ideal and excessively sacrifice power/performance</w:t>
+      </w:r>
+      <w:r>
+        <w:rPr>
+          <w:rFonts w:ascii="Arial" w:hAnsi="Arial" w:cs="Arial"/>
+        </w:rPr>
+        <w:t>. Static voltage guard bands derate V</w:t>
+      </w:r>
+      <w:r>
+        <w:rPr>
+          <w:rFonts w:ascii="Arial" w:hAnsi="Arial" w:cs="Arial"/>
+        </w:rPr>
+        <w:t>nom</w:t>
+      </w:r>
+      <w:r>
+        <w:rPr>
+          <w:rFonts w:ascii="Arial" w:hAnsi="Arial" w:cs="Arial"/>
+        </w:rPr>
+        <w:t xml:space="preserve"> to accommodate worst-case droops, wasting </w:t>
+      </w:r>
+      <w:r>
+        <w:rPr>
+          <w:rFonts w:ascii="Arial" w:hAnsi="Arial" w:cs="Arial"/>
+        </w:rPr>
+        <w:t>power</w:t>
+      </w:r>
+      <w:r>
+        <w:rPr>
+          <w:rFonts w:ascii="Arial" w:hAnsi="Arial" w:cs="Arial"/>
+        </w:rPr>
+        <w:t xml:space="preserve"> proportional to V². Hardware power limiters (TDP throttles, clock gating) </w:t>
+      </w:r>
+      <w:r>
+        <w:rPr>
+          <w:rFonts w:ascii="Arial" w:hAnsi="Arial" w:cs="Arial"/>
+        </w:rPr>
+        <w:t xml:space="preserve">may be too coarse and apply too restrictive </w:t>
+      </w:r>
+      <w:r>
+        <w:rPr>
+          <w:rFonts w:ascii="Arial" w:hAnsi="Arial" w:cs="Arial"/>
+        </w:rPr>
+        <w:t xml:space="preserve">of a </w:t>
+      </w:r>
+      <w:proofErr w:type="spellStart"/>
+      <w:r>
+        <w:rPr>
+          <w:rFonts w:ascii="Arial" w:hAnsi="Arial" w:cs="Arial"/>
+        </w:rPr>
+        <w:t>penatly</w:t>
+      </w:r>
+      <w:proofErr w:type="spellEnd"/>
+      <w:r>
+        <w:rPr>
+          <w:rFonts w:ascii="Arial" w:hAnsi="Arial" w:cs="Arial"/>
+        </w:rPr>
+        <w:t xml:space="preserve"> on the entire workload</w:t>
+      </w:r>
+      <w:r>
+        <w:rPr>
+          <w:rFonts w:ascii="Arial" w:hAnsi="Arial" w:cs="Arial"/>
+        </w:rPr>
+        <w:t>, reducing the operating frequency well below</w:t>
+      </w:r>
+      <w:r>
+        <w:rPr>
+          <w:rFonts w:ascii="Arial" w:hAnsi="Arial" w:cs="Arial"/>
+        </w:rPr>
+        <w:t xml:space="preserve"> achievable Fmax</w:t>
+      </w:r>
+      <w:r>
+        <w:rPr>
+          <w:rFonts w:ascii="Arial" w:hAnsi="Arial" w:cs="Arial"/>
+        </w:rPr>
+        <w:t>. Neither approach exploits the fact that application-level batch size directly and continuously modulates GPU power draw.</w:t>
+      </w:r>
+    </w:p>
+    <w:p>
+      <w:pPr>
+        <w:rPr>
+          <w:rFonts w:ascii="Arial" w:hAnsi="Arial" w:cs="Arial"/>
+        </w:rPr>
+      </w:pPr>
+    </w:p>
+    <w:p>
+      <w:pPr>
+        <w:rPr>
+          <w:rFonts w:ascii="Arial" w:hAnsi="Arial" w:cs="Arial"/>
+        </w:rPr>
+      </w:pPr>
+      <w:r>
+        <w:rPr>
+          <w:rFonts w:ascii="Arial" w:hAnsi="Arial" w:cs="Arial"/>
+        </w:rPr>
+        <w:t>SlewGuard is motivated by a simple observation: if software can shrink batch size M before a droop event deepens, V</w:t>
+      </w:r>
+      <w:r>
+        <w:rPr>
+          <w:rFonts w:ascii="Arial" w:hAnsi="Arial" w:cs="Arial"/>
+        </w:rPr>
+        <w:t>load</w:t>
+      </w:r>
+      <w:r>
+        <w:rPr>
+          <w:rFonts w:ascii="Arial" w:hAnsi="Arial" w:cs="Arial"/>
+        </w:rPr>
+        <w:t xml:space="preserve"> need never cross V</w:t>
+      </w:r>
+      <w:r>
+        <w:rPr>
+          <w:rFonts w:ascii="Arial" w:hAnsi="Arial" w:cs="Arial"/>
+        </w:rPr>
+        <w:t>min</w:t>
+      </w:r>
+      <w:r>
+        <w:rPr>
+          <w:rFonts w:ascii="Arial" w:hAnsi="Arial" w:cs="Arial"/>
+        </w:rPr>
+        <w:t>. ResNet-18 inference is an ideal target because power scales linearly with M (each additional image adds ~9 W), the workload is stateless across batches, and NVML provides real-time power telemetry with sufficient resolution to drive a PDN model. By closing the loop at the application layer</w:t>
+      </w:r>
+      <w:r>
+        <w:rPr>
+          <w:rFonts w:ascii="Arial" w:hAnsi="Arial" w:cs="Arial"/>
+        </w:rPr>
+        <w:t xml:space="preserve"> (</w:t>
+      </w:r>
+      <w:r>
+        <w:rPr>
+          <w:rFonts w:ascii="Arial" w:hAnsi="Arial" w:cs="Arial"/>
+        </w:rPr>
+        <w:t>rather than the driver or hardware layer</w:t>
+      </w:r>
+      <w:r>
+        <w:rPr>
+          <w:rFonts w:ascii="Arial" w:hAnsi="Arial" w:cs="Arial"/>
+        </w:rPr>
+        <w:t xml:space="preserve">) </w:t>
+      </w:r>
+      <w:proofErr w:type="spellStart"/>
+      <w:r>
+        <w:rPr>
+          <w:rFonts w:ascii="Arial" w:hAnsi="Arial" w:cs="Arial"/>
+        </w:rPr>
+        <w:t>SlewGuard</w:t>
+      </w:r>
+      <w:proofErr w:type="spellEnd"/>
+      <w:r>
+        <w:rPr>
+          <w:rFonts w:ascii="Arial" w:hAnsi="Arial" w:cs="Arial"/>
+        </w:rPr>
+        <w:t xml:space="preserve"> achieves fine-grained, predictive droop s</w:t>
+      </w:r>
+      <w:r>
+        <w:rPr>
+          <w:rFonts w:ascii="Arial" w:hAnsi="Arial" w:cs="Arial"/>
+        </w:rPr>
+        <w:t>u</w:t>
+      </w:r>
+      <w:r>
+        <w:rPr>
+          <w:rFonts w:ascii="Arial" w:hAnsi="Arial" w:cs="Arial"/>
+        </w:rPr>
+        <w:t>ppression with no silicon modifications.</w:t>
+      </w:r>
+    </w:p>
+    <w:p>
+      <w:pPr>
+        <w:rPr>
+          <w:rFonts w:ascii="Arial" w:hAnsi="Arial" w:cs="Arial"/>
+        </w:rPr>
+      </w:pPr>
     </w:p>
     <w:p>
       <w:pPr>
@@ -430,9 +820,7 @@
           <w:szCs w:val="28"/>
         </w:rPr>
       </w:pPr>
-    </w:p>
-    <w:p>
-      <w:pPr>
+      <w:r>
         <w:rPr>
           <w:rFonts w:ascii="Arial" w:hAnsi="Arial" w:cs="Arial"/>
           <w:b/>
@@ -440,8 +828,1321 @@
           <w:sz w:val="28"/>
           <w:szCs w:val="28"/>
         </w:rPr>
-      </w:pPr>
-      <w:r>
+        <w:t>Proposed Methodology</w:t>
+      </w:r>
+    </w:p>
+    <w:p>
+      <w:pPr>
+        <w:rPr>
+          <w:rFonts w:ascii="Arial" w:hAnsi="Arial" w:cs="Arial"/>
+        </w:rPr>
+      </w:pPr>
+      <w:r>
+        <w:rPr>
+          <w:rFonts w:ascii="Arial" w:hAnsi="Arial" w:cs="Arial"/>
+        </w:rPr>
+        <w:t xml:space="preserve">SlewGuard implements a closed-loop feedback system with four components: a GPU workload backend, NVML-based power telemetry, a real-time RLC PDN model, and a hysteresis batch-size controller. The full data path is: </w:t>
+      </w:r>
+      <w:r>
+        <w:rPr>
+          <w:rFonts w:ascii="Arial" w:hAnsi="Arial" w:cs="Arial"/>
+        </w:rPr>
+        <w:t>NVML power → PDN model → V</w:t>
+      </w:r>
+      <w:r>
+        <w:rPr>
+          <w:rFonts w:ascii="Arial" w:hAnsi="Arial" w:cs="Arial"/>
+        </w:rPr>
+        <w:t>load</w:t>
+      </w:r>
+      <w:r>
+        <w:rPr>
+          <w:rFonts w:ascii="Arial" w:hAnsi="Arial" w:cs="Arial"/>
+        </w:rPr>
+        <w:t xml:space="preserve"> estimate → controller decision → batch size M → GPU workload.</w:t>
+      </w:r>
+    </w:p>
+    <w:p>
+      <w:pPr>
+        <w:rPr>
+          <w:rFonts w:ascii="Arial" w:hAnsi="Arial" w:cs="Arial"/>
+        </w:rPr>
+      </w:pPr>
+    </w:p>
+    <w:p>
+      <w:pPr>
+        <w:rPr>
+          <w:rFonts w:ascii="Arial" w:hAnsi="Arial" w:cs="Arial"/>
+        </w:rPr>
+      </w:pPr>
+      <w:r>
+        <w:rPr>
+          <w:rFonts w:ascii="Arial" w:hAnsi="Arial" w:cs="Arial"/>
+          <w:b/>
+          <w:bCs/>
+        </w:rPr>
+        <w:lastRenderedPageBreak/>
+        <w:t>Auto-Calibration:</w:t>
+      </w:r>
+      <w:r>
+        <w:rPr>
+          <w:rFonts w:ascii="Arial" w:hAnsi="Arial" w:cs="Arial"/>
+        </w:rPr>
+        <w:t xml:space="preserve"> </w:t>
+      </w:r>
+      <w:r>
+        <w:rPr>
+          <w:rFonts w:ascii="Arial" w:hAnsi="Arial" w:cs="Arial"/>
+        </w:rPr>
+        <w:t xml:space="preserve">Before closed-loop operation, </w:t>
+      </w:r>
+      <w:proofErr w:type="spellStart"/>
+      <w:r>
+        <w:rPr>
+          <w:rFonts w:ascii="Arial" w:hAnsi="Arial" w:cs="Arial"/>
+        </w:rPr>
+        <w:t>SlewGuard</w:t>
+      </w:r>
+      <w:proofErr w:type="spellEnd"/>
+      <w:r>
+        <w:rPr>
+          <w:rFonts w:ascii="Arial" w:hAnsi="Arial" w:cs="Arial"/>
+        </w:rPr>
+        <w:t xml:space="preserve"> characterizes the workload by running it at </w:t>
+      </w:r>
+      <w:proofErr w:type="spellStart"/>
+      <w:r>
+        <w:rPr>
+          <w:rFonts w:ascii="Arial" w:hAnsi="Arial" w:cs="Arial"/>
+        </w:rPr>
+        <w:t>Mmin</w:t>
+      </w:r>
+      <w:proofErr w:type="spellEnd"/>
+      <w:r>
+        <w:rPr>
+          <w:rFonts w:ascii="Arial" w:hAnsi="Arial" w:cs="Arial"/>
+        </w:rPr>
+        <w:t xml:space="preserve"> and </w:t>
+      </w:r>
+      <w:proofErr w:type="spellStart"/>
+      <w:r>
+        <w:rPr>
+          <w:rFonts w:ascii="Arial" w:hAnsi="Arial" w:cs="Arial"/>
+        </w:rPr>
+        <w:t>Mmax</w:t>
+      </w:r>
+      <w:proofErr w:type="spellEnd"/>
+      <w:r>
+        <w:rPr>
+          <w:rFonts w:ascii="Arial" w:hAnsi="Arial" w:cs="Arial"/>
+        </w:rPr>
+        <w:t xml:space="preserve"> for 0.5 s each under NVML telemetry. From the measured </w:t>
+      </w:r>
+      <w:proofErr w:type="spellStart"/>
+      <w:r>
+        <w:rPr>
+          <w:rFonts w:ascii="Arial" w:hAnsi="Arial" w:cs="Arial"/>
+        </w:rPr>
+        <w:t>Pidle</w:t>
+      </w:r>
+      <w:proofErr w:type="spellEnd"/>
+      <w:r>
+        <w:rPr>
+          <w:rFonts w:ascii="Arial" w:hAnsi="Arial" w:cs="Arial"/>
+        </w:rPr>
+        <w:t xml:space="preserve"> (power at </w:t>
+      </w:r>
+      <w:proofErr w:type="spellStart"/>
+      <w:r>
+        <w:rPr>
+          <w:rFonts w:ascii="Arial" w:hAnsi="Arial" w:cs="Arial"/>
+        </w:rPr>
+        <w:t>Mmin</w:t>
+      </w:r>
+      <w:proofErr w:type="spellEnd"/>
+      <w:r>
+        <w:rPr>
+          <w:rFonts w:ascii="Arial" w:hAnsi="Arial" w:cs="Arial"/>
+        </w:rPr>
+        <w:t xml:space="preserve">), </w:t>
+      </w:r>
+      <w:proofErr w:type="spellStart"/>
+      <w:r>
+        <w:rPr>
+          <w:rFonts w:ascii="Arial" w:hAnsi="Arial" w:cs="Arial"/>
+        </w:rPr>
+        <w:t>Pfull</w:t>
+      </w:r>
+      <w:proofErr w:type="spellEnd"/>
+      <w:r>
+        <w:rPr>
+          <w:rFonts w:ascii="Arial" w:hAnsi="Arial" w:cs="Arial"/>
+        </w:rPr>
+        <w:t xml:space="preserve"> (power at </w:t>
+      </w:r>
+      <w:proofErr w:type="spellStart"/>
+      <w:r>
+        <w:rPr>
+          <w:rFonts w:ascii="Arial" w:hAnsi="Arial" w:cs="Arial"/>
+        </w:rPr>
+        <w:t>Mmax</w:t>
+      </w:r>
+      <w:proofErr w:type="spellEnd"/>
+      <w:r>
+        <w:rPr>
+          <w:rFonts w:ascii="Arial" w:hAnsi="Arial" w:cs="Arial"/>
+        </w:rPr>
+        <w:t>), and power jitter σ, the controller derives:</w:t>
+      </w:r>
+    </w:p>
+    <w:p>
+      <w:pPr>
+        <w:pStyle w:val="ListParagraph"/>
+        <w:numPr>
+          <w:ilvl w:val="0"/>
+          <w:numId w:val="5"/>
+        </w:numPr>
+        <w:rPr>
+          <w:rFonts w:ascii="Arial" w:hAnsi="Arial" w:cs="Arial"/>
+        </w:rPr>
+      </w:pPr>
+      <w:proofErr w:type="spellStart"/>
+      <w:r>
+        <w:rPr>
+          <w:rFonts w:ascii="Arial" w:hAnsi="Arial" w:cs="Arial"/>
+        </w:rPr>
+        <w:t>Vsafe</w:t>
+      </w:r>
+      <w:proofErr w:type="spellEnd"/>
+      <w:r>
+        <w:rPr>
+          <w:rFonts w:ascii="Arial" w:hAnsi="Arial" w:cs="Arial"/>
+        </w:rPr>
+        <w:t xml:space="preserve"> = Vmin + headroom (incorporates σ to guard against </w:t>
+      </w:r>
+      <w:proofErr w:type="gramStart"/>
+      <w:r>
+        <w:rPr>
+          <w:rFonts w:ascii="Arial" w:hAnsi="Arial" w:cs="Arial"/>
+        </w:rPr>
+        <w:t>measurement noise);</w:t>
+      </w:r>
+      <w:proofErr w:type="gramEnd"/>
+    </w:p>
+    <w:p>
+      <w:pPr>
+        <w:pStyle w:val="ListParagraph"/>
+        <w:numPr>
+          <w:ilvl w:val="0"/>
+          <w:numId w:val="5"/>
+        </w:numPr>
+        <w:rPr>
+          <w:rFonts w:ascii="Arial" w:hAnsi="Arial" w:cs="Arial"/>
+        </w:rPr>
+      </w:pPr>
+      <w:proofErr w:type="spellStart"/>
+      <w:r>
+        <w:rPr>
+          <w:rFonts w:ascii="Arial" w:hAnsi="Arial" w:cs="Arial"/>
+        </w:rPr>
+        <w:t>Vshrink</w:t>
+      </w:r>
+      <w:proofErr w:type="spellEnd"/>
+      <w:r>
+        <w:rPr>
+          <w:rFonts w:ascii="Arial" w:hAnsi="Arial" w:cs="Arial"/>
+        </w:rPr>
+        <w:t xml:space="preserve"> = </w:t>
+      </w:r>
+      <w:proofErr w:type="spellStart"/>
+      <w:r>
+        <w:rPr>
+          <w:rFonts w:ascii="Arial" w:hAnsi="Arial" w:cs="Arial"/>
+        </w:rPr>
+        <w:t>Vsafe</w:t>
+      </w:r>
+      <w:proofErr w:type="spellEnd"/>
+      <w:r>
+        <w:rPr>
+          <w:rFonts w:ascii="Arial" w:hAnsi="Arial" w:cs="Arial"/>
+        </w:rPr>
+        <w:t xml:space="preserve"> − deadband (the single operational threshold, default deadband = 15 mV</w:t>
+      </w:r>
+      <w:proofErr w:type="gramStart"/>
+      <w:r>
+        <w:rPr>
+          <w:rFonts w:ascii="Arial" w:hAnsi="Arial" w:cs="Arial"/>
+        </w:rPr>
+        <w:t>);</w:t>
+      </w:r>
+      <w:proofErr w:type="gramEnd"/>
+    </w:p>
+    <w:p>
+      <w:pPr>
+        <w:pStyle w:val="ListParagraph"/>
+        <w:numPr>
+          <w:ilvl w:val="0"/>
+          <w:numId w:val="5"/>
+        </w:numPr>
+        <w:rPr>
+          <w:rFonts w:ascii="Arial" w:hAnsi="Arial" w:cs="Arial"/>
+        </w:rPr>
+      </w:pPr>
+      <w:proofErr w:type="spellStart"/>
+      <w:r>
+        <w:rPr>
+          <w:rFonts w:ascii="Arial" w:hAnsi="Arial" w:cs="Arial"/>
+        </w:rPr>
+        <w:t>grow_step</w:t>
+      </w:r>
+      <w:proofErr w:type="spellEnd"/>
+      <w:r>
+        <w:rPr>
+          <w:rFonts w:ascii="Arial" w:hAnsi="Arial" w:cs="Arial"/>
+        </w:rPr>
+        <w:t xml:space="preserve">: largest M increment whose resulting Vac peak stays below </w:t>
+      </w:r>
+      <w:proofErr w:type="spellStart"/>
+      <w:r>
+        <w:rPr>
+          <w:rFonts w:ascii="Arial" w:hAnsi="Arial" w:cs="Arial"/>
+        </w:rPr>
+        <w:t>Vsafe</w:t>
+      </w:r>
+      <w:proofErr w:type="spellEnd"/>
+      <w:r>
+        <w:rPr>
+          <w:rFonts w:ascii="Arial" w:hAnsi="Arial" w:cs="Arial"/>
+        </w:rPr>
+        <w:t xml:space="preserve">, preventing a grow event from immediately triggering a </w:t>
+      </w:r>
+      <w:proofErr w:type="gramStart"/>
+      <w:r>
+        <w:rPr>
+          <w:rFonts w:ascii="Arial" w:hAnsi="Arial" w:cs="Arial"/>
+        </w:rPr>
+        <w:t>shrink;</w:t>
+      </w:r>
+      <w:proofErr w:type="gramEnd"/>
+    </w:p>
+    <w:p>
+      <w:pPr>
+        <w:pStyle w:val="ListParagraph"/>
+        <w:numPr>
+          <w:ilvl w:val="0"/>
+          <w:numId w:val="5"/>
+        </w:numPr>
+        <w:rPr>
+          <w:rFonts w:ascii="Arial" w:hAnsi="Arial" w:cs="Arial"/>
+        </w:rPr>
+      </w:pPr>
+      <w:proofErr w:type="spellStart"/>
+      <w:r>
+        <w:rPr>
+          <w:rFonts w:ascii="Arial" w:hAnsi="Arial" w:cs="Arial"/>
+        </w:rPr>
+        <w:t>shrink_step</w:t>
+      </w:r>
+      <w:proofErr w:type="spellEnd"/>
+      <w:r>
+        <w:rPr>
+          <w:rFonts w:ascii="Arial" w:hAnsi="Arial" w:cs="Arial"/>
+        </w:rPr>
+        <w:t xml:space="preserve">: fixed M decrement (default equal to </w:t>
+      </w:r>
+      <w:proofErr w:type="spellStart"/>
+      <w:r>
+        <w:rPr>
+          <w:rFonts w:ascii="Arial" w:hAnsi="Arial" w:cs="Arial"/>
+        </w:rPr>
+        <w:t>grow_step</w:t>
+      </w:r>
+      <w:proofErr w:type="spellEnd"/>
+      <w:r>
+        <w:rPr>
+          <w:rFonts w:ascii="Arial" w:hAnsi="Arial" w:cs="Arial"/>
+        </w:rPr>
+        <w:t>) to rapidly reduce power when a droop is detected.</w:t>
+      </w:r>
+    </w:p>
+    <w:p>
+      <w:pPr>
+        <w:rPr>
+          <w:rFonts w:ascii="Arial" w:hAnsi="Arial" w:cs="Arial"/>
+        </w:rPr>
+      </w:pPr>
+      <w:r>
+        <w:rPr>
+          <w:rFonts w:ascii="Arial" w:hAnsi="Arial" w:cs="Arial"/>
+        </w:rPr>
+        <w:t>This auto-sizing eliminates manual per-workload tuning and generalizes across GEMM and ResNet-18 backends with different M ranges.</w:t>
+      </w:r>
+    </w:p>
+    <w:p>
+      <w:pPr>
+        <w:rPr>
+          <w:rFonts w:ascii="Arial" w:hAnsi="Arial" w:cs="Arial"/>
+        </w:rPr>
+      </w:pPr>
+    </w:p>
+    <w:p>
+      <w:pPr>
+        <w:rPr>
+          <w:rFonts w:ascii="Arial" w:hAnsi="Arial" w:cs="Arial"/>
+        </w:rPr>
+      </w:pPr>
+      <w:r>
+        <w:rPr>
+          <w:rFonts w:ascii="Arial" w:hAnsi="Arial" w:cs="Arial"/>
+          <w:b/>
+          <w:bCs/>
+        </w:rPr>
+        <w:t>PDN Circuit Model</w:t>
+      </w:r>
+      <w:r>
+        <w:rPr>
+          <w:rFonts w:ascii="Arial" w:hAnsi="Arial" w:cs="Arial"/>
+          <w:b/>
+          <w:bCs/>
+        </w:rPr>
+        <w:t>:</w:t>
+      </w:r>
+      <w:r>
+        <w:rPr>
+          <w:rFonts w:ascii="Arial" w:hAnsi="Arial" w:cs="Arial"/>
+        </w:rPr>
+        <w:t xml:space="preserve"> </w:t>
+      </w:r>
+      <w:r>
+        <w:rPr>
+          <w:rFonts w:ascii="Arial" w:hAnsi="Arial" w:cs="Arial"/>
+        </w:rPr>
+        <w:t>The PDN is modeled as a lumped RLC equivalent. Each 50 µs controller tick updates</w:t>
+      </w:r>
+      <w:r>
+        <w:rPr>
+          <w:rFonts w:ascii="Arial" w:hAnsi="Arial" w:cs="Arial"/>
+        </w:rPr>
+        <w:t xml:space="preserve"> </w:t>
+      </w:r>
+      <w:proofErr w:type="spellStart"/>
+      <w:r>
+        <w:rPr>
+          <w:rFonts w:ascii="Arial" w:hAnsi="Arial" w:cs="Arial"/>
+        </w:rPr>
+        <w:t>V_load</w:t>
+      </w:r>
+      <w:proofErr w:type="spellEnd"/>
+      <w:r>
+        <w:rPr>
+          <w:rFonts w:ascii="Arial" w:hAnsi="Arial" w:cs="Arial"/>
+        </w:rPr>
+        <w:t xml:space="preserve">(t) = </w:t>
+      </w:r>
+      <w:proofErr w:type="spellStart"/>
+      <w:r>
+        <w:rPr>
+          <w:rFonts w:ascii="Arial" w:hAnsi="Arial" w:cs="Arial"/>
+        </w:rPr>
+        <w:t>V_nom</w:t>
+      </w:r>
+      <w:proofErr w:type="spellEnd"/>
+      <w:r>
+        <w:rPr>
+          <w:rFonts w:ascii="Arial" w:hAnsi="Arial" w:cs="Arial"/>
+        </w:rPr>
+        <w:t xml:space="preserve"> − </w:t>
+      </w:r>
+      <w:proofErr w:type="spellStart"/>
+      <w:r>
+        <w:rPr>
+          <w:rFonts w:ascii="Arial" w:hAnsi="Arial" w:cs="Arial"/>
+        </w:rPr>
+        <w:t>V_dc</w:t>
+      </w:r>
+      <w:proofErr w:type="spellEnd"/>
+      <w:r>
+        <w:rPr>
+          <w:rFonts w:ascii="Arial" w:hAnsi="Arial" w:cs="Arial"/>
+        </w:rPr>
+        <w:t xml:space="preserve">(t) − </w:t>
+      </w:r>
+      <w:proofErr w:type="spellStart"/>
+      <w:r>
+        <w:rPr>
+          <w:rFonts w:ascii="Arial" w:hAnsi="Arial" w:cs="Arial"/>
+        </w:rPr>
+        <w:t>V_ac</w:t>
+      </w:r>
+      <w:proofErr w:type="spellEnd"/>
+      <w:r>
+        <w:rPr>
+          <w:rFonts w:ascii="Arial" w:hAnsi="Arial" w:cs="Arial"/>
+        </w:rPr>
+        <w:t>(t)</w:t>
+      </w:r>
+      <w:r>
+        <w:rPr>
+          <w:rFonts w:ascii="Arial" w:hAnsi="Arial" w:cs="Arial"/>
+        </w:rPr>
+        <w:t xml:space="preserve">, </w:t>
+      </w:r>
+      <w:r>
+        <w:rPr>
+          <w:rFonts w:ascii="Arial" w:hAnsi="Arial" w:cs="Arial"/>
+        </w:rPr>
+        <w:t>where V</w:t>
+      </w:r>
+      <w:r>
+        <w:rPr>
+          <w:rFonts w:ascii="Arial" w:hAnsi="Arial" w:cs="Arial"/>
+        </w:rPr>
+        <w:t>dc</w:t>
+      </w:r>
+      <w:r>
+        <w:rPr>
+          <w:rFonts w:ascii="Arial" w:hAnsi="Arial" w:cs="Arial"/>
+        </w:rPr>
+        <w:t xml:space="preserve"> = </w:t>
+      </w:r>
+      <w:proofErr w:type="spellStart"/>
+      <w:r>
+        <w:rPr>
+          <w:rFonts w:ascii="Arial" w:hAnsi="Arial" w:cs="Arial"/>
+        </w:rPr>
+        <w:t>I</w:t>
+      </w:r>
+      <w:r>
+        <w:rPr>
+          <w:rFonts w:ascii="Arial" w:hAnsi="Arial" w:cs="Arial"/>
+        </w:rPr>
+        <w:t>filt</w:t>
+      </w:r>
+      <w:proofErr w:type="spellEnd"/>
+      <w:r>
+        <w:rPr>
+          <w:rFonts w:ascii="Arial" w:hAnsi="Arial" w:cs="Arial"/>
+        </w:rPr>
+        <w:t>(t)·R is the DC resistive drop and V</w:t>
+      </w:r>
+      <w:r>
+        <w:rPr>
+          <w:rFonts w:ascii="Arial" w:hAnsi="Arial" w:cs="Arial"/>
+        </w:rPr>
+        <w:t>ac</w:t>
+      </w:r>
+      <w:r>
+        <w:rPr>
+          <w:rFonts w:ascii="Arial" w:hAnsi="Arial" w:cs="Arial"/>
+        </w:rPr>
+        <w:t xml:space="preserve"> captures the LC transient overshoot from the current step ΔI. Current I is derived from NVML power (I = P / V</w:t>
+      </w:r>
+      <w:r>
+        <w:rPr>
+          <w:rFonts w:ascii="Arial" w:hAnsi="Arial" w:cs="Arial"/>
+        </w:rPr>
+        <w:t>nom</w:t>
+      </w:r>
+      <w:r>
+        <w:rPr>
+          <w:rFonts w:ascii="Arial" w:hAnsi="Arial" w:cs="Arial"/>
+        </w:rPr>
+        <w:t>). A first-order IIR envelope filter with time constant τ</w:t>
+      </w:r>
+      <w:r>
+        <w:rPr>
+          <w:rFonts w:ascii="Arial" w:hAnsi="Arial" w:cs="Arial"/>
+        </w:rPr>
+        <w:t>env</w:t>
+      </w:r>
+      <w:r>
+        <w:rPr>
+          <w:rFonts w:ascii="Arial" w:hAnsi="Arial" w:cs="Arial"/>
+        </w:rPr>
+        <w:t xml:space="preserve"> ≈ 200 µs smooths NVML noise and models PDN settling between di/dt events. The PDN is pre-charged to its steady-state value at startup to eliminate inrush transients during the open-loop ramp phase.</w:t>
+      </w:r>
+    </w:p>
+    <w:p>
+      <w:pPr>
+        <w:rPr>
+          <w:rFonts w:ascii="Arial" w:hAnsi="Arial" w:cs="Arial"/>
+        </w:rPr>
+      </w:pPr>
+    </w:p>
+    <w:p>
+      <w:pPr>
+        <w:rPr>
+          <w:rFonts w:ascii="Arial" w:hAnsi="Arial" w:cs="Arial"/>
+        </w:rPr>
+      </w:pPr>
+      <w:r>
+        <w:rPr>
+          <w:rFonts w:ascii="Arial" w:hAnsi="Arial" w:cs="Arial"/>
+          <w:b/>
+          <w:bCs/>
+        </w:rPr>
+        <w:t>Hysteresis Controller</w:t>
+      </w:r>
+      <w:r>
+        <w:rPr>
+          <w:rFonts w:ascii="Arial" w:hAnsi="Arial" w:cs="Arial"/>
+          <w:b/>
+          <w:bCs/>
+        </w:rPr>
+        <w:t xml:space="preserve">: </w:t>
+      </w:r>
+      <w:r>
+        <w:rPr>
+          <w:rFonts w:ascii="Arial" w:hAnsi="Arial" w:cs="Arial"/>
+        </w:rPr>
+        <w:t>The closed-loop phase runs on a 50 µs software tick</w:t>
+      </w:r>
+      <w:r>
+        <w:rPr>
+          <w:rFonts w:ascii="Arial" w:hAnsi="Arial" w:cs="Arial"/>
+        </w:rPr>
+        <w:t xml:space="preserve"> (</w:t>
+      </w:r>
+      <w:r>
+        <w:rPr>
+          <w:rFonts w:ascii="Arial" w:hAnsi="Arial" w:cs="Arial"/>
+        </w:rPr>
+        <w:t xml:space="preserve">4× faster than </w:t>
+      </w:r>
+      <w:proofErr w:type="spellStart"/>
+      <w:r>
+        <w:rPr>
+          <w:rFonts w:ascii="Arial" w:hAnsi="Arial" w:cs="Arial"/>
+        </w:rPr>
+        <w:t>τ</w:t>
+      </w:r>
+      <w:r>
+        <w:rPr>
+          <w:rFonts w:ascii="Arial" w:hAnsi="Arial" w:cs="Arial"/>
+        </w:rPr>
+        <w:t>env</w:t>
+      </w:r>
+      <w:proofErr w:type="spellEnd"/>
+      <w:r>
+        <w:rPr>
+          <w:rFonts w:ascii="Arial" w:hAnsi="Arial" w:cs="Arial"/>
+        </w:rPr>
+        <w:t xml:space="preserve">) </w:t>
+      </w:r>
+      <w:r>
+        <w:rPr>
+          <w:rFonts w:ascii="Arial" w:hAnsi="Arial" w:cs="Arial"/>
+        </w:rPr>
+        <w:t xml:space="preserve">ensuring the controller can observe and respond before PDN </w:t>
+      </w:r>
+      <w:proofErr w:type="gramStart"/>
+      <w:r>
+        <w:rPr>
+          <w:rFonts w:ascii="Arial" w:hAnsi="Arial" w:cs="Arial"/>
+        </w:rPr>
+        <w:t>transients</w:t>
+      </w:r>
+      <w:proofErr w:type="gramEnd"/>
+      <w:r>
+        <w:rPr>
+          <w:rFonts w:ascii="Arial" w:hAnsi="Arial" w:cs="Arial"/>
+        </w:rPr>
+        <w:t xml:space="preserve"> compound. Control follows a two-phase protocol:</w:t>
+      </w:r>
+    </w:p>
+    <w:p>
+      <w:pPr>
+        <w:pStyle w:val="ListParagraph"/>
+        <w:numPr>
+          <w:ilvl w:val="0"/>
+          <w:numId w:val="6"/>
+        </w:numPr>
+        <w:rPr>
+          <w:rFonts w:ascii="Arial" w:hAnsi="Arial" w:cs="Arial"/>
+        </w:rPr>
+      </w:pPr>
+      <w:r>
+        <w:rPr>
+          <w:rFonts w:ascii="Arial" w:hAnsi="Arial" w:cs="Arial"/>
+        </w:rPr>
+        <w:t>Phase 1 — Open-Loop Ramp</w:t>
+      </w:r>
+      <w:r>
+        <w:rPr>
+          <w:rFonts w:ascii="Arial" w:hAnsi="Arial" w:cs="Arial"/>
+        </w:rPr>
+        <w:t xml:space="preserve">: </w:t>
+      </w:r>
+      <w:r>
+        <w:rPr>
+          <w:rFonts w:ascii="Arial" w:hAnsi="Arial" w:cs="Arial"/>
+        </w:rPr>
+        <w:t xml:space="preserve">M increases linearly from </w:t>
+      </w:r>
+      <w:proofErr w:type="spellStart"/>
+      <w:r>
+        <w:rPr>
+          <w:rFonts w:ascii="Arial" w:hAnsi="Arial" w:cs="Arial"/>
+        </w:rPr>
+        <w:t>M</w:t>
+      </w:r>
+      <w:r>
+        <w:rPr>
+          <w:rFonts w:ascii="Arial" w:hAnsi="Arial" w:cs="Arial"/>
+        </w:rPr>
+        <w:t>min</w:t>
+      </w:r>
+      <w:proofErr w:type="spellEnd"/>
+      <w:r>
+        <w:rPr>
+          <w:rFonts w:ascii="Arial" w:hAnsi="Arial" w:cs="Arial"/>
+        </w:rPr>
+        <w:t xml:space="preserve"> to M</w:t>
+      </w:r>
+      <w:r>
+        <w:rPr>
+          <w:rFonts w:ascii="Arial" w:hAnsi="Arial" w:cs="Arial"/>
+        </w:rPr>
+        <w:t>max</w:t>
+      </w:r>
+      <w:r>
+        <w:rPr>
+          <w:rFonts w:ascii="Arial" w:hAnsi="Arial" w:cs="Arial"/>
+        </w:rPr>
+        <w:t>. The controller observes only</w:t>
+      </w:r>
+      <w:r>
+        <w:rPr>
+          <w:rFonts w:ascii="Arial" w:hAnsi="Arial" w:cs="Arial"/>
+        </w:rPr>
+        <w:t>. T</w:t>
+      </w:r>
+      <w:r>
+        <w:rPr>
+          <w:rFonts w:ascii="Arial" w:hAnsi="Arial" w:cs="Arial"/>
+        </w:rPr>
+        <w:t>his warms up GPU caches, establishes thermal steady state, and pre-charges the PDN model.</w:t>
+      </w:r>
+    </w:p>
+    <w:p>
+      <w:pPr>
+        <w:pStyle w:val="ListParagraph"/>
+        <w:numPr>
+          <w:ilvl w:val="0"/>
+          <w:numId w:val="6"/>
+        </w:numPr>
+        <w:rPr>
+          <w:rFonts w:ascii="Arial" w:hAnsi="Arial" w:cs="Arial"/>
+        </w:rPr>
+      </w:pPr>
+      <w:r>
+        <w:rPr>
+          <w:rFonts w:ascii="Arial" w:hAnsi="Arial" w:cs="Arial"/>
+        </w:rPr>
+        <w:t>Phase 2 — Closed-Loop Control: Each tick, the controller evaluates the PDN model output</w:t>
+      </w:r>
+      <w:r>
+        <w:rPr>
+          <w:rFonts w:ascii="Arial" w:hAnsi="Arial" w:cs="Arial"/>
+        </w:rPr>
+        <w:t>.</w:t>
+      </w:r>
+    </w:p>
+    <w:p>
+      <w:pPr>
+        <w:pStyle w:val="ListParagraph"/>
+        <w:numPr>
+          <w:ilvl w:val="1"/>
+          <w:numId w:val="6"/>
+        </w:numPr>
+        <w:rPr>
+          <w:rFonts w:ascii="Arial" w:hAnsi="Arial" w:cs="Arial"/>
+        </w:rPr>
+      </w:pPr>
+      <w:r>
+        <w:rPr>
+          <w:rFonts w:ascii="Arial" w:hAnsi="Arial" w:cs="Arial"/>
+        </w:rPr>
+        <w:t xml:space="preserve">If </w:t>
+      </w:r>
+      <w:proofErr w:type="spellStart"/>
+      <w:r>
+        <w:rPr>
+          <w:rFonts w:ascii="Arial" w:hAnsi="Arial" w:cs="Arial"/>
+        </w:rPr>
+        <w:t>V</w:t>
+      </w:r>
+      <w:r>
+        <w:rPr>
+          <w:rFonts w:ascii="Arial" w:hAnsi="Arial" w:cs="Arial"/>
+        </w:rPr>
+        <w:t>load</w:t>
+      </w:r>
+      <w:proofErr w:type="spellEnd"/>
+      <w:r>
+        <w:rPr>
+          <w:rFonts w:ascii="Arial" w:hAnsi="Arial" w:cs="Arial"/>
+        </w:rPr>
+        <w:t xml:space="preserve"> &lt; </w:t>
+      </w:r>
+      <w:proofErr w:type="spellStart"/>
+      <w:r>
+        <w:rPr>
+          <w:rFonts w:ascii="Arial" w:hAnsi="Arial" w:cs="Arial"/>
+        </w:rPr>
+        <w:t>V</w:t>
+      </w:r>
+      <w:r>
+        <w:rPr>
+          <w:rFonts w:ascii="Arial" w:hAnsi="Arial" w:cs="Arial"/>
+        </w:rPr>
+        <w:t>shrink</w:t>
+      </w:r>
+      <w:proofErr w:type="spellEnd"/>
+      <w:r>
+        <w:rPr>
+          <w:rFonts w:ascii="Arial" w:hAnsi="Arial" w:cs="Arial"/>
+        </w:rPr>
+        <w:t xml:space="preserve"> and </w:t>
+      </w:r>
+      <w:proofErr w:type="spellStart"/>
+      <w:r>
+        <w:rPr>
+          <w:rFonts w:ascii="Arial" w:hAnsi="Arial" w:cs="Arial"/>
+        </w:rPr>
+        <w:t>shrink_period</w:t>
+      </w:r>
+      <w:proofErr w:type="spellEnd"/>
+      <w:r>
+        <w:rPr>
+          <w:rFonts w:ascii="Arial" w:hAnsi="Arial" w:cs="Arial"/>
+        </w:rPr>
+        <w:t xml:space="preserve"> </w:t>
+      </w:r>
+      <w:proofErr w:type="gramStart"/>
+      <w:r>
+        <w:rPr>
+          <w:rFonts w:ascii="Arial" w:hAnsi="Arial" w:cs="Arial"/>
+        </w:rPr>
+        <w:t>has</w:t>
+      </w:r>
+      <w:proofErr w:type="gramEnd"/>
+      <w:r>
+        <w:rPr>
+          <w:rFonts w:ascii="Arial" w:hAnsi="Arial" w:cs="Arial"/>
+        </w:rPr>
+        <w:t xml:space="preserve"> elapsed: M ← M − shrink_step. Reducing M lowers I and </w:t>
+      </w:r>
+      <w:proofErr w:type="gramStart"/>
+      <w:r>
+        <w:rPr>
+          <w:rFonts w:ascii="Arial" w:hAnsi="Arial" w:cs="Arial"/>
+        </w:rPr>
+        <w:t>drives</w:t>
+      </w:r>
+      <w:proofErr w:type="gramEnd"/>
+      <w:r>
+        <w:rPr>
+          <w:rFonts w:ascii="Arial" w:hAnsi="Arial" w:cs="Arial"/>
+        </w:rPr>
+        <w:t xml:space="preserve"> V</w:t>
+      </w:r>
+      <w:r>
+        <w:rPr>
+          <w:rFonts w:ascii="Arial" w:hAnsi="Arial" w:cs="Arial"/>
+        </w:rPr>
+        <w:t>dc</w:t>
+      </w:r>
+      <w:r>
+        <w:rPr>
+          <w:rFonts w:ascii="Arial" w:hAnsi="Arial" w:cs="Arial"/>
+        </w:rPr>
+        <w:t xml:space="preserve"> down, </w:t>
+      </w:r>
+      <w:r>
+        <w:rPr>
+          <w:rFonts w:ascii="Arial" w:hAnsi="Arial" w:cs="Arial"/>
+        </w:rPr>
+        <w:t>increasing</w:t>
+      </w:r>
+      <w:r>
+        <w:rPr>
+          <w:rFonts w:ascii="Arial" w:hAnsi="Arial" w:cs="Arial"/>
+        </w:rPr>
+        <w:t xml:space="preserve"> </w:t>
+      </w:r>
+      <w:proofErr w:type="spellStart"/>
+      <w:r>
+        <w:rPr>
+          <w:rFonts w:ascii="Arial" w:hAnsi="Arial" w:cs="Arial"/>
+        </w:rPr>
+        <w:t>V</w:t>
+      </w:r>
+      <w:r>
+        <w:rPr>
+          <w:rFonts w:ascii="Arial" w:hAnsi="Arial" w:cs="Arial"/>
+        </w:rPr>
+        <w:t>load</w:t>
+      </w:r>
+      <w:proofErr w:type="spellEnd"/>
+      <w:r>
+        <w:rPr>
+          <w:rFonts w:ascii="Arial" w:hAnsi="Arial" w:cs="Arial"/>
+        </w:rPr>
+        <w:t>.</w:t>
+      </w:r>
+    </w:p>
+    <w:p>
+      <w:pPr>
+        <w:pStyle w:val="ListParagraph"/>
+        <w:numPr>
+          <w:ilvl w:val="1"/>
+          <w:numId w:val="6"/>
+        </w:numPr>
+        <w:rPr>
+          <w:rFonts w:ascii="Arial" w:hAnsi="Arial" w:cs="Arial"/>
+        </w:rPr>
+      </w:pPr>
+      <w:r>
+        <w:rPr>
+          <w:rFonts w:ascii="Arial" w:hAnsi="Arial" w:cs="Arial"/>
+        </w:rPr>
+        <w:t xml:space="preserve">If </w:t>
+      </w:r>
+      <w:proofErr w:type="spellStart"/>
+      <w:r>
+        <w:rPr>
+          <w:rFonts w:ascii="Arial" w:hAnsi="Arial" w:cs="Arial"/>
+        </w:rPr>
+        <w:t>V</w:t>
+      </w:r>
+      <w:r>
+        <w:rPr>
+          <w:rFonts w:ascii="Arial" w:hAnsi="Arial" w:cs="Arial"/>
+        </w:rPr>
+        <w:t>load</w:t>
+      </w:r>
+      <w:proofErr w:type="spellEnd"/>
+      <w:r>
+        <w:rPr>
+          <w:rFonts w:ascii="Arial" w:hAnsi="Arial" w:cs="Arial"/>
+        </w:rPr>
+        <w:t xml:space="preserve"> ≥ </w:t>
+      </w:r>
+      <w:proofErr w:type="spellStart"/>
+      <w:r>
+        <w:rPr>
+          <w:rFonts w:ascii="Arial" w:hAnsi="Arial" w:cs="Arial"/>
+        </w:rPr>
+        <w:t>V</w:t>
+      </w:r>
+      <w:r>
+        <w:rPr>
+          <w:rFonts w:ascii="Arial" w:hAnsi="Arial" w:cs="Arial"/>
+        </w:rPr>
+        <w:t>shrink</w:t>
+      </w:r>
+      <w:proofErr w:type="spellEnd"/>
+      <w:r>
+        <w:rPr>
+          <w:rFonts w:ascii="Arial" w:hAnsi="Arial" w:cs="Arial"/>
+        </w:rPr>
+        <w:t xml:space="preserve"> and grow_period (200 µs = τ</w:t>
+      </w:r>
+      <w:r>
+        <w:rPr>
+          <w:rFonts w:ascii="Arial" w:hAnsi="Arial" w:cs="Arial"/>
+        </w:rPr>
+        <w:t>env</w:t>
+      </w:r>
+      <w:r>
+        <w:rPr>
+          <w:rFonts w:ascii="Arial" w:hAnsi="Arial" w:cs="Arial"/>
+        </w:rPr>
+        <w:t>) has elapsed: M ← M + grow_step. Waiting one τ</w:t>
+      </w:r>
+      <w:r>
+        <w:rPr>
+          <w:rFonts w:ascii="Arial" w:hAnsi="Arial" w:cs="Arial"/>
+        </w:rPr>
+        <w:t>env</w:t>
+      </w:r>
+      <w:r>
+        <w:rPr>
+          <w:rFonts w:ascii="Arial" w:hAnsi="Arial" w:cs="Arial"/>
+        </w:rPr>
+        <w:t xml:space="preserve"> between grows ensures each V</w:t>
+      </w:r>
+      <w:r>
+        <w:rPr>
+          <w:rFonts w:ascii="Arial" w:hAnsi="Arial" w:cs="Arial"/>
+        </w:rPr>
+        <w:t>ac</w:t>
+      </w:r>
+      <w:r>
+        <w:rPr>
+          <w:rFonts w:ascii="Arial" w:hAnsi="Arial" w:cs="Arial"/>
+        </w:rPr>
+        <w:t xml:space="preserve"> undershoot decays before the next current step.</w:t>
+      </w:r>
+    </w:p>
+    <w:p>
+      <w:pPr>
+        <w:pStyle w:val="ListParagraph"/>
+        <w:numPr>
+          <w:ilvl w:val="1"/>
+          <w:numId w:val="6"/>
+        </w:numPr>
+        <w:rPr>
+          <w:rFonts w:ascii="Arial" w:hAnsi="Arial" w:cs="Arial"/>
+        </w:rPr>
+      </w:pPr>
+      <w:r>
+        <w:rPr>
+          <w:rFonts w:ascii="Arial" w:hAnsi="Arial" w:cs="Arial"/>
+        </w:rPr>
+        <w:t>Otherwise: M is held constant.</w:t>
+      </w:r>
+    </w:p>
+    <w:p>
+      <w:pPr>
+        <w:rPr>
+          <w:rFonts w:ascii="Arial" w:hAnsi="Arial" w:cs="Arial"/>
+        </w:rPr>
+      </w:pPr>
+      <w:r>
+        <w:rPr>
+          <w:rFonts w:ascii="Arial" w:hAnsi="Arial" w:cs="Arial"/>
+        </w:rPr>
+        <w:t>The 15 mV deadband between V</w:t>
+      </w:r>
+      <w:r>
+        <w:rPr>
+          <w:rFonts w:ascii="Arial" w:hAnsi="Arial" w:cs="Arial"/>
+        </w:rPr>
+        <w:t>shrink</w:t>
+      </w:r>
+      <w:r>
+        <w:rPr>
+          <w:rFonts w:ascii="Arial" w:hAnsi="Arial" w:cs="Arial"/>
+        </w:rPr>
+        <w:t xml:space="preserve"> and </w:t>
+      </w:r>
+      <w:proofErr w:type="spellStart"/>
+      <w:r>
+        <w:rPr>
+          <w:rFonts w:ascii="Arial" w:hAnsi="Arial" w:cs="Arial"/>
+        </w:rPr>
+        <w:t>V</w:t>
+      </w:r>
+      <w:r>
+        <w:rPr>
+          <w:rFonts w:ascii="Arial" w:hAnsi="Arial" w:cs="Arial"/>
+        </w:rPr>
+        <w:t>safe</w:t>
+      </w:r>
+      <w:proofErr w:type="spellEnd"/>
+      <w:r>
+        <w:rPr>
+          <w:rFonts w:ascii="Arial" w:hAnsi="Arial" w:cs="Arial"/>
+        </w:rPr>
+        <w:t xml:space="preserve"> prevents </w:t>
+      </w:r>
+      <w:r>
+        <w:rPr>
+          <w:rFonts w:ascii="Arial" w:hAnsi="Arial" w:cs="Arial"/>
+        </w:rPr>
+        <w:t xml:space="preserve">repetitive </w:t>
+      </w:r>
+      <w:r>
+        <w:rPr>
+          <w:rFonts w:ascii="Arial" w:hAnsi="Arial" w:cs="Arial"/>
+        </w:rPr>
+        <w:t>cycling</w:t>
+      </w:r>
+      <w:r>
+        <w:rPr>
+          <w:rFonts w:ascii="Arial" w:hAnsi="Arial" w:cs="Arial"/>
+        </w:rPr>
+        <w:t xml:space="preserve"> around </w:t>
+      </w:r>
+      <w:proofErr w:type="spellStart"/>
+      <w:r>
+        <w:rPr>
+          <w:rFonts w:ascii="Arial" w:hAnsi="Arial" w:cs="Arial"/>
+        </w:rPr>
+        <w:t>Vshrink</w:t>
+      </w:r>
+      <w:proofErr w:type="spellEnd"/>
+      <w:r>
+        <w:rPr>
+          <w:rFonts w:ascii="Arial" w:hAnsi="Arial" w:cs="Arial"/>
+        </w:rPr>
+        <w:t>.</w:t>
+      </w:r>
+      <w:r>
+        <w:rPr>
+          <w:rFonts w:ascii="Arial" w:hAnsi="Arial" w:cs="Arial"/>
+        </w:rPr>
+        <w:t xml:space="preserve"> V</w:t>
+      </w:r>
+      <w:r>
+        <w:rPr>
+          <w:rFonts w:ascii="Arial" w:hAnsi="Arial" w:cs="Arial"/>
+        </w:rPr>
+        <w:t>load</w:t>
+      </w:r>
+      <w:r>
+        <w:rPr>
+          <w:rFonts w:ascii="Arial" w:hAnsi="Arial" w:cs="Arial"/>
+        </w:rPr>
+        <w:t xml:space="preserve"> must recover a full deadband margin before a grow is permitted after a shrink, suppressing </w:t>
+      </w:r>
+      <w:r>
+        <w:rPr>
+          <w:rFonts w:ascii="Arial" w:hAnsi="Arial" w:cs="Arial"/>
+        </w:rPr>
+        <w:t>constantly changing batch size</w:t>
+      </w:r>
+      <w:r>
+        <w:rPr>
+          <w:rFonts w:ascii="Arial" w:hAnsi="Arial" w:cs="Arial"/>
+        </w:rPr>
+        <w:t xml:space="preserve"> near the threshold.</w:t>
+      </w:r>
+    </w:p>
+    <w:p>
+      <w:pPr>
+        <w:rPr>
+          <w:rFonts w:ascii="Arial" w:hAnsi="Arial" w:cs="Arial"/>
+        </w:rPr>
+      </w:pPr>
+    </w:p>
+    <w:p>
+      <w:pPr>
+        <w:rPr>
+          <w:rFonts w:ascii="Arial" w:hAnsi="Arial" w:cs="Arial"/>
+        </w:rPr>
+      </w:pPr>
+      <w:r>
+        <w:rPr>
+          <w:rFonts w:ascii="Arial" w:hAnsi="Arial" w:cs="Arial"/>
+          <w:b/>
+          <w:bCs/>
+        </w:rPr>
+        <w:t>Workloa</w:t>
+      </w:r>
+      <w:r>
+        <w:rPr>
+          <w:rFonts w:ascii="Arial" w:hAnsi="Arial" w:cs="Arial"/>
+          <w:b/>
+          <w:bCs/>
+        </w:rPr>
+        <w:t>ds</w:t>
+      </w:r>
+      <w:r>
+        <w:rPr>
+          <w:rFonts w:ascii="Arial" w:hAnsi="Arial" w:cs="Arial"/>
+          <w:b/>
+          <w:bCs/>
+        </w:rPr>
+        <w:t>:</w:t>
+      </w:r>
+      <w:r>
+        <w:rPr>
+          <w:rFonts w:ascii="Arial" w:hAnsi="Arial" w:cs="Arial"/>
+        </w:rPr>
+        <w:t xml:space="preserve"> </w:t>
+      </w:r>
+      <w:r>
+        <w:rPr>
+          <w:rFonts w:ascii="Arial" w:hAnsi="Arial" w:cs="Arial"/>
+        </w:rPr>
+        <w:t>Both kernels share a common Python interface (run(M), flops(M)):</w:t>
+      </w:r>
+    </w:p>
+    <w:p>
+      <w:pPr>
+        <w:pStyle w:val="ListParagraph"/>
+        <w:numPr>
+          <w:ilvl w:val="0"/>
+          <w:numId w:val="6"/>
+        </w:numPr>
+        <w:rPr>
+          <w:rFonts w:ascii="Arial" w:hAnsi="Arial" w:cs="Arial"/>
+        </w:rPr>
+      </w:pPr>
+      <w:r>
+        <w:rPr>
+          <w:rFonts w:ascii="Arial" w:hAnsi="Arial" w:cs="Arial"/>
+        </w:rPr>
+        <w:t xml:space="preserve">GEMM Kernels (naive and </w:t>
+      </w:r>
+      <w:proofErr w:type="spellStart"/>
+      <w:r>
+        <w:rPr>
+          <w:rFonts w:ascii="Arial" w:hAnsi="Arial" w:cs="Arial"/>
+        </w:rPr>
+        <w:t>tiled+GELU</w:t>
+      </w:r>
+      <w:proofErr w:type="spellEnd"/>
+      <w:r>
+        <w:rPr>
+          <w:rFonts w:ascii="Arial" w:hAnsi="Arial" w:cs="Arial"/>
+        </w:rPr>
+        <w:t xml:space="preserve">, M </w:t>
+      </w:r>
+      <w:r>
+        <w:rPr>
+          <w:rFonts w:ascii="Cambria Math" w:hAnsi="Cambria Math" w:cs="Cambria Math"/>
+        </w:rPr>
+        <w:t>∈</w:t>
+      </w:r>
+      <w:r>
+        <w:rPr>
+          <w:rFonts w:ascii="Arial" w:hAnsi="Arial" w:cs="Arial"/>
+        </w:rPr>
+        <w:t xml:space="preserve"> [64, 512]): compiled CUDA shared library with persistent GPU buffers (A, B, C pre-allocated at M</w:t>
+      </w:r>
+      <w:r>
+        <w:rPr>
+          <w:rFonts w:ascii="Arial" w:hAnsi="Arial" w:cs="Arial"/>
+        </w:rPr>
+        <w:t>max</w:t>
+      </w:r>
+      <w:r>
+        <w:rPr>
+          <w:rFonts w:ascii="Arial" w:hAnsi="Arial" w:cs="Arial"/>
+        </w:rPr>
+        <w:t xml:space="preserve">). The tiled kernel </w:t>
+      </w:r>
+      <w:r>
+        <w:rPr>
+          <w:rFonts w:ascii="Arial" w:hAnsi="Arial" w:cs="Arial"/>
+        </w:rPr>
+        <w:t>maximize</w:t>
+      </w:r>
+      <w:r>
+        <w:rPr>
+          <w:rFonts w:ascii="Arial" w:hAnsi="Arial" w:cs="Arial"/>
+        </w:rPr>
+        <w:t>s</w:t>
+      </w:r>
+      <w:r>
+        <w:rPr>
+          <w:rFonts w:ascii="Arial" w:hAnsi="Arial" w:cs="Arial"/>
+        </w:rPr>
+        <w:t xml:space="preserve"> compute intensity and </w:t>
+      </w:r>
+      <w:r>
+        <w:rPr>
+          <w:rFonts w:ascii="Arial" w:hAnsi="Arial" w:cs="Arial"/>
+        </w:rPr>
+        <w:t>has sharp</w:t>
+      </w:r>
+      <w:r>
+        <w:rPr>
+          <w:rFonts w:ascii="Arial" w:hAnsi="Arial" w:cs="Arial"/>
+        </w:rPr>
+        <w:t xml:space="preserve"> di/dt events, representing a worst-case PDN stress scenario.</w:t>
+      </w:r>
+    </w:p>
+    <w:p>
+      <w:pPr>
+        <w:pStyle w:val="ListParagraph"/>
+        <w:numPr>
+          <w:ilvl w:val="0"/>
+          <w:numId w:val="6"/>
+        </w:numPr>
+        <w:rPr>
+          <w:rFonts w:ascii="Arial" w:hAnsi="Arial" w:cs="Arial"/>
+        </w:rPr>
+      </w:pPr>
+      <w:r>
+        <w:rPr>
+          <w:rFonts w:ascii="Arial" w:hAnsi="Arial" w:cs="Arial"/>
+        </w:rPr>
+        <w:t xml:space="preserve">ResNet-18 Inference (M </w:t>
+      </w:r>
+      <w:r>
+        <w:rPr>
+          <w:rFonts w:ascii="Cambria Math" w:hAnsi="Cambria Math" w:cs="Cambria Math"/>
+        </w:rPr>
+        <w:t>∈</w:t>
+      </w:r>
+      <w:r>
+        <w:rPr>
+          <w:rFonts w:ascii="Arial" w:hAnsi="Arial" w:cs="Arial"/>
+        </w:rPr>
+        <w:t xml:space="preserve"> [1, 16]): pretrained torchvision model in eval mode, input [M, 3, 224, 224], 1.82 GFLOP/image (MACs</w:t>
+      </w:r>
+      <w:r>
+        <w:rPr>
+          <w:rFonts w:ascii="Arial" w:hAnsi="Arial" w:cs="Arial"/>
+        </w:rPr>
+        <w:t>×</w:t>
+      </w:r>
+      <w:r>
+        <w:rPr>
+          <w:rFonts w:ascii="Arial" w:hAnsi="Arial" w:cs="Arial"/>
+        </w:rPr>
+        <w:t>2 convention). A max</w:t>
+      </w:r>
+      <w:r>
+        <w:rPr>
+          <w:rFonts w:ascii="Arial" w:hAnsi="Arial" w:cs="Arial"/>
+        </w:rPr>
+        <w:t xml:space="preserve"> </w:t>
+      </w:r>
+      <w:r>
+        <w:rPr>
+          <w:rFonts w:ascii="Arial" w:hAnsi="Arial" w:cs="Arial"/>
+        </w:rPr>
+        <w:t>batch tensor is pre-allocated once and sliced to [:M] each run</w:t>
+      </w:r>
+      <w:r>
+        <w:rPr>
+          <w:rFonts w:ascii="Arial" w:hAnsi="Arial" w:cs="Arial"/>
+        </w:rPr>
+        <w:t xml:space="preserve"> to remove </w:t>
+      </w:r>
+      <w:proofErr w:type="spellStart"/>
+      <w:r>
+        <w:rPr>
+          <w:rFonts w:ascii="Arial" w:hAnsi="Arial" w:cs="Arial"/>
+        </w:rPr>
+        <w:t>cudaMalloc</w:t>
+      </w:r>
+      <w:proofErr w:type="spellEnd"/>
+      <w:r>
+        <w:rPr>
+          <w:rFonts w:ascii="Arial" w:hAnsi="Arial" w:cs="Arial"/>
+        </w:rPr>
+        <w:t xml:space="preserve"> overhead</w:t>
+      </w:r>
+      <w:r>
+        <w:rPr>
+          <w:rFonts w:ascii="Arial" w:hAnsi="Arial" w:cs="Arial"/>
+        </w:rPr>
+        <w:t xml:space="preserve"> for each call</w:t>
+      </w:r>
+      <w:r>
+        <w:rPr>
+          <w:rFonts w:ascii="Arial" w:hAnsi="Arial" w:cs="Arial"/>
+        </w:rPr>
+        <w:t>. CUDA events time each forward pass.</w:t>
+      </w:r>
+    </w:p>
+    <w:p>
+      <w:pPr>
+        <w:pStyle w:val="ListParagraph"/>
+        <w:rPr>
+          <w:rFonts w:ascii="Arial" w:hAnsi="Arial" w:cs="Arial"/>
+        </w:rPr>
+      </w:pPr>
+    </w:p>
+    <w:p>
+      <w:pPr>
         <w:rPr>
           <w:rFonts w:ascii="Arial" w:hAnsi="Arial" w:cs="Arial"/>
           <w:b/>
@@ -449,18 +2150,8 @@
           <w:sz w:val="28"/>
           <w:szCs w:val="28"/>
         </w:rPr>
-        <w:t>Proposed Methodology</w:t>
-      </w:r>
-    </w:p>
-    <w:p>
-      <w:pPr>
-        <w:rPr>
-          <w:rFonts w:ascii="Arial" w:hAnsi="Arial" w:cs="Arial"/>
-        </w:rPr>
-      </w:pPr>
-    </w:p>
-    <w:p>
-      <w:pPr>
+      </w:pPr>
+      <w:r>
         <w:rPr>
           <w:rFonts w:ascii="Arial" w:hAnsi="Arial" w:cs="Arial"/>
           <w:b/>
@@ -468,312 +2159,7 @@
           <w:sz w:val="28"/>
           <w:szCs w:val="28"/>
         </w:rPr>
-      </w:pPr>
-    </w:p>
-    <w:p>
-      <w:pPr>
-        <w:rPr>
-          <w:rFonts w:ascii="Arial" w:hAnsi="Arial" w:cs="Arial"/>
-          <w:b/>
-          <w:bCs/>
-          <w:sz w:val="28"/>
-          <w:szCs w:val="28"/>
-        </w:rPr>
-      </w:pPr>
-    </w:p>
-    <w:p>
-      <w:pPr>
-        <w:rPr>
-          <w:rFonts w:ascii="Arial" w:hAnsi="Arial" w:cs="Arial"/>
-          <w:b/>
-          <w:bCs/>
-          <w:sz w:val="28"/>
-          <w:szCs w:val="28"/>
-        </w:rPr>
-      </w:pPr>
-    </w:p>
-    <w:p>
-      <w:pPr>
-        <w:rPr>
-          <w:rFonts w:ascii="Arial" w:hAnsi="Arial" w:cs="Arial"/>
-          <w:b/>
-          <w:bCs/>
-          <w:sz w:val="28"/>
-          <w:szCs w:val="28"/>
-        </w:rPr>
-      </w:pPr>
-    </w:p>
-    <w:p>
-      <w:pPr>
-        <w:rPr>
-          <w:rFonts w:ascii="Arial" w:hAnsi="Arial" w:cs="Arial"/>
-          <w:b/>
-          <w:bCs/>
-          <w:sz w:val="28"/>
-          <w:szCs w:val="28"/>
-        </w:rPr>
-      </w:pPr>
-    </w:p>
-    <w:p>
-      <w:pPr>
-        <w:rPr>
-          <w:rFonts w:ascii="Arial" w:hAnsi="Arial" w:cs="Arial"/>
-          <w:b/>
-          <w:bCs/>
-          <w:sz w:val="28"/>
-          <w:szCs w:val="28"/>
-        </w:rPr>
-      </w:pPr>
-    </w:p>
-    <w:p>
-      <w:pPr>
-        <w:rPr>
-          <w:rFonts w:ascii="Arial" w:hAnsi="Arial" w:cs="Arial"/>
-          <w:b/>
-          <w:bCs/>
-          <w:sz w:val="28"/>
-          <w:szCs w:val="28"/>
-        </w:rPr>
-      </w:pPr>
-    </w:p>
-    <w:p>
-      <w:pPr>
-        <w:rPr>
-          <w:rFonts w:ascii="Arial" w:hAnsi="Arial" w:cs="Arial"/>
-          <w:b/>
-          <w:bCs/>
-          <w:sz w:val="28"/>
-          <w:szCs w:val="28"/>
-        </w:rPr>
-      </w:pPr>
-    </w:p>
-    <w:p>
-      <w:pPr>
-        <w:rPr>
-          <w:rFonts w:ascii="Arial" w:hAnsi="Arial" w:cs="Arial"/>
-          <w:b/>
-          <w:bCs/>
-          <w:sz w:val="28"/>
-          <w:szCs w:val="28"/>
-        </w:rPr>
-      </w:pPr>
-    </w:p>
-    <w:p>
-      <w:pPr>
-        <w:rPr>
-          <w:rFonts w:ascii="Arial" w:hAnsi="Arial" w:cs="Arial"/>
-          <w:b/>
-          <w:bCs/>
-          <w:sz w:val="28"/>
-          <w:szCs w:val="28"/>
-        </w:rPr>
-      </w:pPr>
-    </w:p>
-    <w:p>
-      <w:pPr>
-        <w:rPr>
-          <w:rFonts w:ascii="Arial" w:hAnsi="Arial" w:cs="Arial"/>
-          <w:b/>
-          <w:bCs/>
-          <w:sz w:val="28"/>
-          <w:szCs w:val="28"/>
-        </w:rPr>
-      </w:pPr>
-    </w:p>
-    <w:p>
-      <w:pPr>
-        <w:rPr>
-          <w:rFonts w:ascii="Arial" w:hAnsi="Arial" w:cs="Arial"/>
-          <w:b/>
-          <w:bCs/>
-          <w:sz w:val="28"/>
-          <w:szCs w:val="28"/>
-        </w:rPr>
-      </w:pPr>
-    </w:p>
-    <w:p>
-      <w:pPr>
-        <w:rPr>
-          <w:rFonts w:ascii="Arial" w:hAnsi="Arial" w:cs="Arial"/>
-          <w:b/>
-          <w:bCs/>
-          <w:sz w:val="28"/>
-          <w:szCs w:val="28"/>
-        </w:rPr>
-      </w:pPr>
-    </w:p>
-    <w:p>
-      <w:pPr>
-        <w:rPr>
-          <w:rFonts w:ascii="Arial" w:hAnsi="Arial" w:cs="Arial"/>
-          <w:b/>
-          <w:bCs/>
-          <w:sz w:val="28"/>
-          <w:szCs w:val="28"/>
-        </w:rPr>
-      </w:pPr>
-    </w:p>
-    <w:p>
-      <w:pPr>
-        <w:rPr>
-          <w:rFonts w:ascii="Arial" w:hAnsi="Arial" w:cs="Arial"/>
-          <w:b/>
-          <w:bCs/>
-          <w:sz w:val="28"/>
-          <w:szCs w:val="28"/>
-        </w:rPr>
-      </w:pPr>
-    </w:p>
-    <w:p>
-      <w:pPr>
-        <w:rPr>
-          <w:rFonts w:ascii="Arial" w:hAnsi="Arial" w:cs="Arial"/>
-          <w:b/>
-          <w:bCs/>
-          <w:sz w:val="28"/>
-          <w:szCs w:val="28"/>
-        </w:rPr>
-      </w:pPr>
-    </w:p>
-    <w:p>
-      <w:pPr>
-        <w:rPr>
-          <w:rFonts w:ascii="Arial" w:hAnsi="Arial" w:cs="Arial"/>
-          <w:b/>
-          <w:bCs/>
-          <w:sz w:val="28"/>
-          <w:szCs w:val="28"/>
-        </w:rPr>
-      </w:pPr>
-    </w:p>
-    <w:p>
-      <w:pPr>
-        <w:rPr>
-          <w:rFonts w:ascii="Arial" w:hAnsi="Arial" w:cs="Arial"/>
-          <w:b/>
-          <w:bCs/>
-          <w:sz w:val="28"/>
-          <w:szCs w:val="28"/>
-        </w:rPr>
-      </w:pPr>
-    </w:p>
-    <w:p>
-      <w:pPr>
-        <w:rPr>
-          <w:rFonts w:ascii="Arial" w:hAnsi="Arial" w:cs="Arial"/>
-          <w:b/>
-          <w:bCs/>
-          <w:sz w:val="28"/>
-          <w:szCs w:val="28"/>
-        </w:rPr>
-      </w:pPr>
-    </w:p>
-    <w:p>
-      <w:pPr>
-        <w:rPr>
-          <w:rFonts w:ascii="Arial" w:hAnsi="Arial" w:cs="Arial"/>
-          <w:b/>
-          <w:bCs/>
-          <w:sz w:val="28"/>
-          <w:szCs w:val="28"/>
-        </w:rPr>
-      </w:pPr>
-    </w:p>
-    <w:p>
-      <w:pPr>
-        <w:rPr>
-          <w:rFonts w:ascii="Arial" w:hAnsi="Arial" w:cs="Arial"/>
-          <w:b/>
-          <w:bCs/>
-          <w:sz w:val="28"/>
-          <w:szCs w:val="28"/>
-        </w:rPr>
-      </w:pPr>
-    </w:p>
-    <w:p>
-      <w:pPr>
-        <w:rPr>
-          <w:rFonts w:ascii="Arial" w:hAnsi="Arial" w:cs="Arial"/>
-          <w:b/>
-          <w:bCs/>
-          <w:sz w:val="28"/>
-          <w:szCs w:val="28"/>
-        </w:rPr>
-      </w:pPr>
-    </w:p>
-    <w:p>
-      <w:pPr>
-        <w:rPr>
-          <w:rFonts w:ascii="Arial" w:hAnsi="Arial" w:cs="Arial"/>
-          <w:b/>
-          <w:bCs/>
-          <w:sz w:val="28"/>
-          <w:szCs w:val="28"/>
-        </w:rPr>
-      </w:pPr>
-    </w:p>
-    <w:p>
-      <w:pPr>
-        <w:rPr>
-          <w:rFonts w:ascii="Arial" w:hAnsi="Arial" w:cs="Arial"/>
-          <w:b/>
-          <w:bCs/>
-          <w:sz w:val="28"/>
-          <w:szCs w:val="28"/>
-        </w:rPr>
-      </w:pPr>
-    </w:p>
-    <w:p>
-      <w:pPr>
-        <w:rPr>
-          <w:rFonts w:ascii="Arial" w:hAnsi="Arial" w:cs="Arial"/>
-          <w:b/>
-          <w:bCs/>
-          <w:sz w:val="28"/>
-          <w:szCs w:val="28"/>
-        </w:rPr>
-      </w:pPr>
-    </w:p>
-    <w:p>
-      <w:pPr>
-        <w:rPr>
-          <w:rFonts w:ascii="Arial" w:hAnsi="Arial" w:cs="Arial"/>
-          <w:b/>
-          <w:bCs/>
-          <w:sz w:val="28"/>
-          <w:szCs w:val="28"/>
-        </w:rPr>
-      </w:pPr>
-    </w:p>
-    <w:p>
-      <w:pPr>
-        <w:rPr>
-          <w:rFonts w:ascii="Arial" w:hAnsi="Arial" w:cs="Arial"/>
-          <w:b/>
-          <w:bCs/>
-          <w:sz w:val="28"/>
-          <w:szCs w:val="28"/>
-        </w:rPr>
-      </w:pPr>
-    </w:p>
-    <w:p>
-      <w:pPr>
-        <w:rPr>
-          <w:rFonts w:ascii="Arial" w:hAnsi="Arial" w:cs="Arial"/>
-          <w:b/>
-          <w:bCs/>
-          <w:sz w:val="28"/>
-          <w:szCs w:val="28"/>
-        </w:rPr>
-      </w:pPr>
-      <w:r>
-        <w:rPr>
-          <w:rFonts w:ascii="Arial" w:hAnsi="Arial" w:cs="Arial"/>
-          <w:b/>
-          <w:bCs/>
-          <w:sz w:val="28"/>
-          <w:szCs w:val="28"/>
-        </w:rPr>
+        <w:lastRenderedPageBreak/>
         <w:t>Results and Discussion</w:t>
       </w:r>
     </w:p>
@@ -1076,7 +2462,6 @@
         <w:rPr>
           <w:rFonts w:ascii="Arial" w:hAnsi="Arial" w:cs="Arial"/>
         </w:rPr>
-        <w:lastRenderedPageBreak/>
         <w:t>Capacitance acts as a primary buffer against high-frequency voltage droops. The sensitivity analysis</w:t>
       </w:r>
       <w:r>
@@ -1110,6 +2495,7 @@
           <w:b/>
           <w:bCs/>
         </w:rPr>
+        <w:lastRenderedPageBreak/>
         <w:t xml:space="preserve">Performance Scaling: </w:t>
       </w:r>
       <w:r>
@@ -1430,9 +2816,7 @@
           <w:szCs w:val="28"/>
         </w:rPr>
       </w:pPr>
-    </w:p>
-    <w:p>
-      <w:pPr>
+      <w:r>
         <w:rPr>
           <w:rFonts w:ascii="Arial" w:hAnsi="Arial" w:cs="Arial"/>
           <w:b/>
@@ -1440,154 +2824,199 @@
           <w:sz w:val="28"/>
           <w:szCs w:val="28"/>
         </w:rPr>
-      </w:pPr>
-    </w:p>
-    <w:p>
-      <w:pPr>
-        <w:rPr>
-          <w:rFonts w:ascii="Arial" w:hAnsi="Arial" w:cs="Arial"/>
-          <w:b/>
-          <w:bCs/>
-          <w:sz w:val="28"/>
-          <w:szCs w:val="28"/>
-        </w:rPr>
-      </w:pPr>
-    </w:p>
-    <w:p>
-      <w:pPr>
-        <w:rPr>
-          <w:rFonts w:ascii="Arial" w:hAnsi="Arial" w:cs="Arial"/>
-          <w:b/>
-          <w:bCs/>
-          <w:sz w:val="28"/>
-          <w:szCs w:val="28"/>
-        </w:rPr>
-      </w:pPr>
-    </w:p>
-    <w:p>
-      <w:pPr>
-        <w:rPr>
-          <w:rFonts w:ascii="Arial" w:hAnsi="Arial" w:cs="Arial"/>
-          <w:b/>
-          <w:bCs/>
-          <w:sz w:val="28"/>
-          <w:szCs w:val="28"/>
-        </w:rPr>
-      </w:pPr>
-    </w:p>
-    <w:p>
-      <w:pPr>
-        <w:rPr>
-          <w:rFonts w:ascii="Arial" w:hAnsi="Arial" w:cs="Arial"/>
-          <w:b/>
-          <w:bCs/>
-          <w:sz w:val="28"/>
-          <w:szCs w:val="28"/>
-        </w:rPr>
-      </w:pPr>
-      <w:r>
-        <w:rPr>
-          <w:rFonts w:ascii="Arial" w:hAnsi="Arial" w:cs="Arial"/>
-          <w:b/>
-          <w:bCs/>
-          <w:sz w:val="28"/>
-          <w:szCs w:val="28"/>
+        <w:t>Challenges and Learning Outcomes</w:t>
+      </w:r>
+    </w:p>
+    <w:p>
+      <w:pPr>
+        <w:rPr>
+          <w:rFonts w:ascii="Arial" w:hAnsi="Arial" w:cs="Arial"/>
+        </w:rPr>
+      </w:pPr>
+    </w:p>
+    <w:p>
+      <w:pPr>
+        <w:rPr>
+          <w:rFonts w:ascii="Arial" w:hAnsi="Arial" w:cs="Arial"/>
+          <w:b/>
+          <w:bCs/>
+        </w:rPr>
+      </w:pPr>
+      <w:r>
+        <w:rPr>
+          <w:rFonts w:ascii="Arial" w:hAnsi="Arial" w:cs="Arial"/>
+          <w:b/>
+          <w:bCs/>
+        </w:rPr>
+        <w:t>Challenge</w:t>
+      </w:r>
+      <w:r>
+        <w:rPr>
+          <w:rFonts w:ascii="Arial" w:hAnsi="Arial" w:cs="Arial"/>
+          <w:b/>
+          <w:bCs/>
+        </w:rPr>
+        <w:t xml:space="preserve"> 1</w:t>
+      </w:r>
+      <w:r>
+        <w:rPr>
+          <w:rFonts w:ascii="Arial" w:hAnsi="Arial" w:cs="Arial"/>
+          <w:b/>
+          <w:bCs/>
+        </w:rPr>
+        <w:t xml:space="preserve">: </w:t>
+      </w:r>
+      <w:proofErr w:type="gramStart"/>
+      <w:r>
+        <w:rPr>
+          <w:rFonts w:ascii="Arial" w:hAnsi="Arial" w:cs="Arial"/>
+          <w:b/>
+          <w:bCs/>
+        </w:rPr>
+        <w:t>Controller</w:t>
+      </w:r>
+      <w:proofErr w:type="gramEnd"/>
+      <w:r>
+        <w:rPr>
+          <w:rFonts w:ascii="Arial" w:hAnsi="Arial" w:cs="Arial"/>
+          <w:b/>
+          <w:bCs/>
+        </w:rPr>
+        <w:t xml:space="preserve"> grow-step</w:t>
+      </w:r>
+      <w:r>
+        <w:rPr>
+          <w:rFonts w:ascii="Arial" w:hAnsi="Arial" w:cs="Arial"/>
+          <w:b/>
+          <w:bCs/>
+        </w:rPr>
+        <w:t>s</w:t>
+      </w:r>
+      <w:r>
+        <w:rPr>
+          <w:rFonts w:ascii="Arial" w:hAnsi="Arial" w:cs="Arial"/>
+          <w:b/>
+          <w:bCs/>
+        </w:rPr>
+        <w:t xml:space="preserve"> stacking </w:t>
+      </w:r>
+      <w:r>
+        <w:rPr>
+          <w:rFonts w:ascii="Arial" w:hAnsi="Arial" w:cs="Arial"/>
+          <w:b/>
+          <w:bCs/>
+        </w:rPr>
+        <w:t xml:space="preserve">and causing </w:t>
+      </w:r>
+      <w:r>
+        <w:rPr>
+          <w:rFonts w:ascii="Arial" w:hAnsi="Arial" w:cs="Arial"/>
+          <w:b/>
+          <w:bCs/>
+        </w:rPr>
+        <w:t>self-inflicted shrinks</w:t>
+      </w:r>
+    </w:p>
+    <w:p>
+      <w:pPr>
+        <w:rPr>
+          <w:rFonts w:ascii="Arial" w:hAnsi="Arial" w:cs="Arial"/>
+        </w:rPr>
+      </w:pPr>
+      <w:r>
+        <w:rPr>
+          <w:rFonts w:ascii="Arial" w:hAnsi="Arial" w:cs="Arial"/>
+        </w:rPr>
+        <w:t>Successive grow events compounded their Vac undershoots, triggering the shrink path before</w:t>
+      </w:r>
+      <w:r>
+        <w:rPr>
+          <w:rFonts w:ascii="Arial" w:hAnsi="Arial" w:cs="Arial"/>
+        </w:rPr>
+        <w:t xml:space="preserve"> the batch size (M)</w:t>
+      </w:r>
+      <w:r>
+        <w:rPr>
+          <w:rFonts w:ascii="Arial" w:hAnsi="Arial" w:cs="Arial"/>
+        </w:rPr>
+        <w:t xml:space="preserve"> </w:t>
+      </w:r>
+      <w:r>
+        <w:rPr>
+          <w:rFonts w:ascii="Arial" w:hAnsi="Arial" w:cs="Arial"/>
+        </w:rPr>
+        <w:t xml:space="preserve">rises high enough. This </w:t>
+      </w:r>
+      <w:r>
+        <w:rPr>
+          <w:rFonts w:ascii="Arial" w:hAnsi="Arial" w:cs="Arial"/>
+        </w:rPr>
+        <w:t xml:space="preserve">prevented </w:t>
+      </w:r>
+      <w:r>
+        <w:rPr>
+          <w:rFonts w:ascii="Arial" w:hAnsi="Arial" w:cs="Arial"/>
+        </w:rPr>
+        <w:t>batch size</w:t>
+      </w:r>
+      <w:r>
+        <w:rPr>
+          <w:rFonts w:ascii="Arial" w:hAnsi="Arial" w:cs="Arial"/>
+        </w:rPr>
+        <w:t xml:space="preserve"> from climbing </w:t>
+      </w:r>
+      <w:r>
+        <w:rPr>
+          <w:rFonts w:ascii="Arial" w:hAnsi="Arial" w:cs="Arial"/>
+        </w:rPr>
+        <w:t xml:space="preserve">higher </w:t>
+      </w:r>
+      <w:r>
+        <w:rPr>
+          <w:rFonts w:ascii="Arial" w:hAnsi="Arial" w:cs="Arial"/>
+        </w:rPr>
+        <w:t xml:space="preserve">above </w:t>
+      </w:r>
+      <w:r>
+        <w:rPr>
+          <w:rFonts w:ascii="Arial" w:hAnsi="Arial" w:cs="Arial"/>
+        </w:rPr>
+        <w:t>the minimum batch size (Mmin)</w:t>
+      </w:r>
+      <w:r>
+        <w:rPr>
+          <w:rFonts w:ascii="Arial" w:hAnsi="Arial" w:cs="Arial"/>
+        </w:rPr>
+        <w:t>.</w:t>
+      </w:r>
+      <w:r>
+        <w:rPr>
+          <w:rFonts w:ascii="Arial" w:hAnsi="Arial" w:cs="Arial"/>
+        </w:rPr>
+        <w:t xml:space="preserve"> </w:t>
+      </w:r>
+    </w:p>
+    <w:p>
+      <w:pPr>
+        <w:rPr>
+          <w:rFonts w:ascii="Arial" w:hAnsi="Arial" w:cs="Arial"/>
+        </w:rPr>
+      </w:pPr>
+    </w:p>
+    <w:p>
+      <w:pPr>
+        <w:rPr>
+          <w:rFonts w:ascii="Arial" w:hAnsi="Arial" w:cs="Arial"/>
+        </w:rPr>
+      </w:pPr>
+      <w:r>
+        <w:rPr>
+          <w:rFonts w:ascii="Arial" w:hAnsi="Arial" w:cs="Arial"/>
+          <w:b/>
+          <w:bCs/>
         </w:rPr>
         <w:lastRenderedPageBreak/>
-        <w:t>Challenges and Learning Outcomes</w:t>
-      </w:r>
-    </w:p>
-    <w:p>
-      <w:pPr>
-        <w:rPr>
-          <w:rFonts w:ascii="Arial" w:hAnsi="Arial" w:cs="Arial"/>
-        </w:rPr>
-      </w:pPr>
-    </w:p>
-    <w:p>
-      <w:pPr>
-        <w:rPr>
-          <w:rFonts w:ascii="Arial" w:hAnsi="Arial" w:cs="Arial"/>
-          <w:u w:val="single"/>
-        </w:rPr>
-      </w:pPr>
-      <w:r>
-        <w:rPr>
-          <w:rFonts w:ascii="Arial" w:hAnsi="Arial" w:cs="Arial"/>
-          <w:u w:val="single"/>
-        </w:rPr>
-        <w:t xml:space="preserve">Challenge: </w:t>
-      </w:r>
-      <w:proofErr w:type="gramStart"/>
-      <w:r>
-        <w:rPr>
-          <w:rFonts w:ascii="Arial" w:hAnsi="Arial" w:cs="Arial"/>
-          <w:u w:val="single"/>
-        </w:rPr>
-        <w:t>Controller</w:t>
-      </w:r>
-      <w:proofErr w:type="gramEnd"/>
-      <w:r>
-        <w:rPr>
-          <w:rFonts w:ascii="Arial" w:hAnsi="Arial" w:cs="Arial"/>
-          <w:u w:val="single"/>
-        </w:rPr>
-        <w:t xml:space="preserve"> grow-step</w:t>
-      </w:r>
-      <w:r>
-        <w:rPr>
-          <w:rFonts w:ascii="Arial" w:hAnsi="Arial" w:cs="Arial"/>
-          <w:u w:val="single"/>
-        </w:rPr>
-        <w:t>s</w:t>
-      </w:r>
-      <w:r>
-        <w:rPr>
-          <w:rFonts w:ascii="Arial" w:hAnsi="Arial" w:cs="Arial"/>
-          <w:u w:val="single"/>
-        </w:rPr>
-        <w:t xml:space="preserve"> stacking </w:t>
-      </w:r>
-      <w:r>
-        <w:rPr>
-          <w:rFonts w:ascii="Arial" w:hAnsi="Arial" w:cs="Arial"/>
-          <w:u w:val="single"/>
-        </w:rPr>
-        <w:t xml:space="preserve">and causing </w:t>
-      </w:r>
-      <w:r>
-        <w:rPr>
-          <w:rFonts w:ascii="Arial" w:hAnsi="Arial" w:cs="Arial"/>
-          <w:u w:val="single"/>
-        </w:rPr>
-        <w:t>self-inflicted shrinks</w:t>
-      </w:r>
-    </w:p>
-    <w:p>
-      <w:pPr>
-        <w:rPr>
-          <w:rFonts w:ascii="Arial" w:hAnsi="Arial" w:cs="Arial"/>
-          <w:u w:val="single"/>
-        </w:rPr>
-      </w:pPr>
-    </w:p>
-    <w:p>
-      <w:pPr>
-        <w:rPr>
-          <w:rFonts w:ascii="Arial" w:hAnsi="Arial" w:cs="Arial"/>
-        </w:rPr>
-      </w:pPr>
-      <w:r>
-        <w:rPr>
-          <w:rFonts w:ascii="Arial" w:hAnsi="Arial" w:cs="Arial"/>
-        </w:rPr>
-        <w:t>Successive grow events compounded their Vac undershoots, triggering the shrink path before</w:t>
-      </w:r>
-      <w:r>
-        <w:rPr>
-          <w:rFonts w:ascii="Arial" w:hAnsi="Arial" w:cs="Arial"/>
-        </w:rPr>
-        <w:t xml:space="preserve"> the batch size (M)</w:t>
+        <w:t>Fix:</w:t>
       </w:r>
       <w:r>
         <w:rPr>
@@ -1599,49 +3028,53 @@
         <w:rPr>
           <w:rFonts w:ascii="Arial" w:hAnsi="Arial" w:cs="Arial"/>
         </w:rPr>
-        <w:t xml:space="preserve">rises high enough. This </w:t>
-      </w:r>
-      <w:r>
-        <w:rPr>
-          <w:rFonts w:ascii="Arial" w:hAnsi="Arial" w:cs="Arial"/>
-        </w:rPr>
-        <w:t xml:space="preserve">prevented </w:t>
-      </w:r>
-      <w:r>
-        <w:rPr>
-          <w:rFonts w:ascii="Arial" w:hAnsi="Arial" w:cs="Arial"/>
-        </w:rPr>
-        <w:t>batch size</w:t>
-      </w:r>
-      <w:r>
-        <w:rPr>
-          <w:rFonts w:ascii="Arial" w:hAnsi="Arial" w:cs="Arial"/>
-        </w:rPr>
-        <w:t xml:space="preserve"> from climbing </w:t>
-      </w:r>
-      <w:r>
-        <w:rPr>
-          <w:rFonts w:ascii="Arial" w:hAnsi="Arial" w:cs="Arial"/>
-        </w:rPr>
-        <w:t xml:space="preserve">higher </w:t>
-      </w:r>
-      <w:r>
-        <w:rPr>
-          <w:rFonts w:ascii="Arial" w:hAnsi="Arial" w:cs="Arial"/>
-        </w:rPr>
-        <w:t xml:space="preserve">above </w:t>
-      </w:r>
-      <w:r>
-        <w:rPr>
-          <w:rFonts w:ascii="Arial" w:hAnsi="Arial" w:cs="Arial"/>
-        </w:rPr>
-        <w:t>the minimum batch size (Mmin)</w:t>
-      </w:r>
-      <w:r>
-        <w:rPr>
-          <w:rFonts w:ascii="Arial" w:hAnsi="Arial" w:cs="Arial"/>
-        </w:rPr>
-        <w:t>.</w:t>
+        <w:t>E</w:t>
+      </w:r>
+      <w:r>
+        <w:rPr>
+          <w:rFonts w:ascii="Arial" w:hAnsi="Arial" w:cs="Arial"/>
+        </w:rPr>
+        <w:t xml:space="preserve">nforce </w:t>
+      </w:r>
+      <w:proofErr w:type="spellStart"/>
+      <w:r>
+        <w:rPr>
+          <w:rFonts w:ascii="Arial" w:hAnsi="Arial" w:cs="Arial"/>
+        </w:rPr>
+        <w:t>grow</w:t>
+      </w:r>
+      <w:r>
+        <w:rPr>
+          <w:rFonts w:ascii="Arial" w:hAnsi="Arial" w:cs="Arial"/>
+        </w:rPr>
+        <w:t>_</w:t>
+      </w:r>
+      <w:r>
+        <w:rPr>
+          <w:rFonts w:ascii="Arial" w:hAnsi="Arial" w:cs="Arial"/>
+        </w:rPr>
+        <w:t>period</w:t>
+      </w:r>
+      <w:proofErr w:type="spellEnd"/>
+      <w:r>
+        <w:rPr>
+          <w:rFonts w:ascii="Arial" w:hAnsi="Arial" w:cs="Arial"/>
+        </w:rPr>
+        <w:t xml:space="preserve"> &gt;= </w:t>
+      </w:r>
+      <w:proofErr w:type="spellStart"/>
+      <w:r>
+        <w:rPr>
+          <w:rFonts w:ascii="Arial" w:hAnsi="Arial" w:cs="Arial"/>
+        </w:rPr>
+        <w:t>tau_env</w:t>
+      </w:r>
+      <w:proofErr w:type="spellEnd"/>
+      <w:r>
+        <w:rPr>
+          <w:rFonts w:ascii="Arial" w:hAnsi="Arial" w:cs="Arial"/>
+        </w:rPr>
+        <w:t xml:space="preserve"> so each undershoot decays to near</w:t>
       </w:r>
       <w:r>
         <w:rPr>
@@ -1649,56 +3082,6 @@
         </w:rPr>
         <w:t xml:space="preserve"> </w:t>
       </w:r>
-    </w:p>
-    <w:p>
-      <w:pPr>
-        <w:rPr>
-          <w:rFonts w:ascii="Arial" w:hAnsi="Arial" w:cs="Arial"/>
-        </w:rPr>
-      </w:pPr>
-      <w:r>
-        <w:rPr>
-          <w:rFonts w:ascii="Arial" w:hAnsi="Arial" w:cs="Arial"/>
-          <w:u w:val="single"/>
-        </w:rPr>
-        <w:t>Fix:</w:t>
-      </w:r>
-      <w:r>
-        <w:rPr>
-          <w:rFonts w:ascii="Arial" w:hAnsi="Arial" w:cs="Arial"/>
-        </w:rPr>
-        <w:t xml:space="preserve"> </w:t>
-      </w:r>
-      <w:r>
-        <w:rPr>
-          <w:rFonts w:ascii="Arial" w:hAnsi="Arial" w:cs="Arial"/>
-        </w:rPr>
-        <w:t>E</w:t>
-      </w:r>
-      <w:r>
-        <w:rPr>
-          <w:rFonts w:ascii="Arial" w:hAnsi="Arial" w:cs="Arial"/>
-        </w:rPr>
-        <w:t>nforce grow</w:t>
-      </w:r>
-      <w:r>
-        <w:rPr>
-          <w:rFonts w:ascii="Arial" w:hAnsi="Arial" w:cs="Arial"/>
-        </w:rPr>
-        <w:t>_</w:t>
-      </w:r>
-      <w:r>
-        <w:rPr>
-          <w:rFonts w:ascii="Arial" w:hAnsi="Arial" w:cs="Arial"/>
-        </w:rPr>
-        <w:t>period &gt;= tau_env so each undershoot decays to near</w:t>
-      </w:r>
-      <w:r>
-        <w:rPr>
-          <w:rFonts w:ascii="Arial" w:hAnsi="Arial" w:cs="Arial"/>
-        </w:rPr>
-        <w:t xml:space="preserve"> </w:t>
-      </w:r>
       <w:r>
         <w:rPr>
           <w:rFonts w:ascii="Arial" w:hAnsi="Arial" w:cs="Arial"/>
@@ -1714,7 +3097,8 @@
       <w:r>
         <w:rPr>
           <w:rFonts w:ascii="Arial" w:hAnsi="Arial" w:cs="Arial"/>
-          <w:u w:val="single"/>
+          <w:b/>
+          <w:bCs/>
         </w:rPr>
         <w:t>Learning:</w:t>
       </w:r>
@@ -1757,6 +3141,433 @@
           <w:rFonts w:ascii="Arial" w:hAnsi="Arial" w:cs="Arial"/>
         </w:rPr>
         <w:t xml:space="preserve"> </w:t>
+      </w:r>
+    </w:p>
+    <w:p>
+      <w:r>
+        <w:t xml:space="preserve"> </w:t>
+      </w:r>
+    </w:p>
+    <w:p>
+      <w:pPr>
+        <w:rPr>
+          <w:rFonts w:ascii="Arial" w:hAnsi="Arial" w:cs="Arial"/>
+          <w:b/>
+          <w:bCs/>
+        </w:rPr>
+      </w:pPr>
+      <w:r>
+        <w:rPr>
+          <w:rFonts w:ascii="Arial" w:hAnsi="Arial" w:cs="Arial"/>
+          <w:b/>
+          <w:bCs/>
+        </w:rPr>
+        <w:t>Challenge</w:t>
+      </w:r>
+      <w:r>
+        <w:rPr>
+          <w:rFonts w:ascii="Arial" w:hAnsi="Arial" w:cs="Arial"/>
+          <w:b/>
+          <w:bCs/>
+        </w:rPr>
+        <w:t xml:space="preserve"> 2</w:t>
+      </w:r>
+      <w:r>
+        <w:rPr>
+          <w:rFonts w:ascii="Arial" w:hAnsi="Arial" w:cs="Arial"/>
+          <w:b/>
+          <w:bCs/>
+        </w:rPr>
+        <w:t>: Narrow Batch Size Dynamic Range for ResNet-18</w:t>
+      </w:r>
+    </w:p>
+    <w:p>
+      <w:pPr>
+        <w:rPr>
+          <w:rFonts w:ascii="Arial" w:hAnsi="Arial" w:cs="Arial"/>
+        </w:rPr>
+      </w:pPr>
+      <w:r>
+        <w:rPr>
+          <w:rFonts w:ascii="Arial" w:hAnsi="Arial" w:cs="Arial"/>
+        </w:rPr>
+        <w:t xml:space="preserve">ResNet-18 operates over M </w:t>
+      </w:r>
+      <w:r>
+        <w:rPr>
+          <w:rFonts w:ascii="Cambria Math" w:hAnsi="Cambria Math" w:cs="Cambria Math"/>
+        </w:rPr>
+        <w:t>∈</w:t>
+      </w:r>
+      <w:r>
+        <w:rPr>
+          <w:rFonts w:ascii="Arial" w:hAnsi="Arial" w:cs="Arial"/>
+        </w:rPr>
+        <w:t xml:space="preserve"> [1, 16</w:t>
+      </w:r>
+      <w:r>
+        <w:rPr>
+          <w:rFonts w:ascii="Arial" w:hAnsi="Arial" w:cs="Arial"/>
+        </w:rPr>
+        <w:t xml:space="preserve"> </w:t>
+      </w:r>
+      <w:r>
+        <w:rPr>
+          <w:rFonts w:ascii="Arial" w:hAnsi="Arial" w:cs="Arial"/>
+        </w:rPr>
+        <w:t xml:space="preserve">compared to the GEMM kernel's M </w:t>
+      </w:r>
+      <w:r>
+        <w:rPr>
+          <w:rFonts w:ascii="Cambria Math" w:hAnsi="Cambria Math" w:cs="Cambria Math"/>
+        </w:rPr>
+        <w:t>∈</w:t>
+      </w:r>
+      <w:r>
+        <w:rPr>
+          <w:rFonts w:ascii="Arial" w:hAnsi="Arial" w:cs="Arial"/>
+        </w:rPr>
+        <w:t xml:space="preserve"> [64, 512] (8</w:t>
+      </w:r>
+      <w:r>
+        <w:rPr>
+          <w:rFonts w:ascii="Arial" w:hAnsi="Arial" w:cs="Arial"/>
+        </w:rPr>
+        <w:t>×</w:t>
+      </w:r>
+      <w:r>
+        <w:rPr>
+          <w:rFonts w:ascii="Arial" w:hAnsi="Arial" w:cs="Arial"/>
+        </w:rPr>
+        <w:t xml:space="preserve"> range). Each unit increment of M corresponds to roughly 9 W of additional GPU power</w:t>
+      </w:r>
+      <w:r>
+        <w:rPr>
+          <w:rFonts w:ascii="Arial" w:hAnsi="Arial" w:cs="Arial"/>
+        </w:rPr>
+        <w:t xml:space="preserve">. </w:t>
+      </w:r>
+      <w:r>
+        <w:rPr>
+          <w:rFonts w:ascii="Arial" w:hAnsi="Arial" w:cs="Arial"/>
+        </w:rPr>
+        <w:t>Due to this large power increase a</w:t>
+      </w:r>
+      <w:r>
+        <w:rPr>
+          <w:rFonts w:ascii="Arial" w:hAnsi="Arial" w:cs="Arial"/>
+        </w:rPr>
+        <w:t xml:space="preserve">uto-calibration must therefore set </w:t>
+      </w:r>
+      <w:proofErr w:type="spellStart"/>
+      <w:r>
+        <w:rPr>
+          <w:rFonts w:ascii="Arial" w:hAnsi="Arial" w:cs="Arial"/>
+        </w:rPr>
+        <w:t>grow_step</w:t>
+      </w:r>
+      <w:proofErr w:type="spellEnd"/>
+      <w:r>
+        <w:rPr>
+          <w:rFonts w:ascii="Arial" w:hAnsi="Arial" w:cs="Arial"/>
+        </w:rPr>
+        <w:t xml:space="preserve"> = 1 (minimum) and shrink_step = 1, meaning the controller oscillates at the integer boundary of M and frequently saturates at M</w:t>
+      </w:r>
+      <w:r>
+        <w:rPr>
+          <w:rFonts w:ascii="Arial" w:hAnsi="Arial" w:cs="Arial"/>
+        </w:rPr>
+        <w:t>min</w:t>
+      </w:r>
+      <w:r>
+        <w:rPr>
+          <w:rFonts w:ascii="Arial" w:hAnsi="Arial" w:cs="Arial"/>
+        </w:rPr>
+        <w:t xml:space="preserve"> = 1. Under the default PDN parameters (R = 0.3 mΩ, L = 15 nH, C = 1 mF), the throttled workload averages M = 1–4 and sustains only 0.887 TFLOP/s</w:t>
+      </w:r>
+      <w:r>
+        <w:rPr>
+          <w:rFonts w:ascii="Arial" w:hAnsi="Arial" w:cs="Arial"/>
+        </w:rPr>
+        <w:t xml:space="preserve">, </w:t>
+      </w:r>
+      <w:r>
+        <w:rPr>
+          <w:rFonts w:ascii="Arial" w:hAnsi="Arial" w:cs="Arial"/>
+        </w:rPr>
+        <w:t>a significant throughput penalty that would require better PDN hardware (larger C, lower L) to alleviate rather than software tuning alone.</w:t>
+      </w:r>
+    </w:p>
+    <w:p>
+      <w:pPr>
+        <w:rPr>
+          <w:rFonts w:ascii="Arial" w:hAnsi="Arial" w:cs="Arial"/>
+        </w:rPr>
+      </w:pPr>
+    </w:p>
+    <w:p>
+      <w:pPr>
+        <w:rPr>
+          <w:rFonts w:ascii="Arial" w:hAnsi="Arial" w:cs="Arial"/>
+        </w:rPr>
+      </w:pPr>
+      <w:r>
+        <w:rPr>
+          <w:rFonts w:ascii="Arial" w:hAnsi="Arial" w:cs="Arial"/>
+          <w:b/>
+          <w:bCs/>
+        </w:rPr>
+        <w:t>Fix:</w:t>
+      </w:r>
+      <w:r>
+        <w:rPr>
+          <w:rFonts w:ascii="Arial" w:hAnsi="Arial" w:cs="Arial"/>
+        </w:rPr>
+        <w:t xml:space="preserve"> </w:t>
+      </w:r>
+      <w:r>
+        <w:rPr>
+          <w:rFonts w:ascii="Arial" w:hAnsi="Arial" w:cs="Arial"/>
+        </w:rPr>
+        <w:t xml:space="preserve">Tune </w:t>
+      </w:r>
+      <w:proofErr w:type="spellStart"/>
+      <w:r>
+        <w:rPr>
+          <w:rFonts w:ascii="Arial" w:hAnsi="Arial" w:cs="Arial"/>
+        </w:rPr>
+        <w:t>grow_period</w:t>
+      </w:r>
+      <w:proofErr w:type="spellEnd"/>
+      <w:r>
+        <w:rPr>
+          <w:rFonts w:ascii="Arial" w:hAnsi="Arial" w:cs="Arial"/>
+        </w:rPr>
+        <w:t xml:space="preserve"> and </w:t>
+      </w:r>
+      <w:proofErr w:type="spellStart"/>
+      <w:r>
+        <w:rPr>
+          <w:rFonts w:ascii="Arial" w:hAnsi="Arial" w:cs="Arial"/>
+        </w:rPr>
+        <w:t>shrink_period</w:t>
+      </w:r>
+      <w:proofErr w:type="spellEnd"/>
+      <w:r>
+        <w:rPr>
+          <w:rFonts w:ascii="Arial" w:hAnsi="Arial" w:cs="Arial"/>
+        </w:rPr>
+        <w:t xml:space="preserve"> to the ResNet-18 kernel time (~2–5 ms at M = 1–4) rather than defaulting to τ</w:t>
+      </w:r>
+      <w:r>
+        <w:rPr>
+          <w:rFonts w:ascii="Arial" w:hAnsi="Arial" w:cs="Arial"/>
+        </w:rPr>
+        <w:t>env</w:t>
+      </w:r>
+      <w:r>
+        <w:rPr>
+          <w:rFonts w:ascii="Arial" w:hAnsi="Arial" w:cs="Arial"/>
+        </w:rPr>
+        <w:t xml:space="preserve"> = 200 µs, slowing the controller to match actuator granularity.</w:t>
+      </w:r>
+    </w:p>
+    <w:p>
+      <w:pPr>
+        <w:rPr>
+          <w:rFonts w:ascii="Arial" w:hAnsi="Arial" w:cs="Arial"/>
+        </w:rPr>
+      </w:pPr>
+      <w:r>
+        <w:rPr>
+          <w:rFonts w:ascii="Arial" w:hAnsi="Arial" w:cs="Arial"/>
+          <w:b/>
+          <w:bCs/>
+        </w:rPr>
+        <w:t>Learning:</w:t>
+      </w:r>
+      <w:r>
+        <w:rPr>
+          <w:rFonts w:ascii="Arial" w:hAnsi="Arial" w:cs="Arial"/>
+        </w:rPr>
+        <w:t xml:space="preserve"> PDN protection is fundamentally more expensive for small-batch CNN inference than for large-batch GEMM. A wider M range or better PDN hardware is required to recover throughput without sacrificing voltage safety.</w:t>
+      </w:r>
+    </w:p>
+    <w:p>
+      <w:pPr>
+        <w:rPr>
+          <w:rFonts w:ascii="Arial" w:hAnsi="Arial" w:cs="Arial"/>
+        </w:rPr>
+      </w:pPr>
+      <w:r>
+        <w:rPr>
+          <w:rFonts w:ascii="Arial" w:hAnsi="Arial" w:cs="Arial"/>
+        </w:rPr>
+        <w:t xml:space="preserve"> </w:t>
+      </w:r>
+    </w:p>
+    <w:p>
+      <w:pPr>
+        <w:rPr>
+          <w:rFonts w:ascii="Arial" w:hAnsi="Arial" w:cs="Arial"/>
+          <w:b/>
+          <w:bCs/>
+        </w:rPr>
+      </w:pPr>
+      <w:r>
+        <w:rPr>
+          <w:rFonts w:ascii="Arial" w:hAnsi="Arial" w:cs="Arial"/>
+          <w:b/>
+          <w:bCs/>
+        </w:rPr>
+        <w:t>Challenge</w:t>
+      </w:r>
+      <w:r>
+        <w:rPr>
+          <w:rFonts w:ascii="Arial" w:hAnsi="Arial" w:cs="Arial"/>
+          <w:b/>
+          <w:bCs/>
+        </w:rPr>
+        <w:t xml:space="preserve"> 3</w:t>
+      </w:r>
+      <w:r>
+        <w:rPr>
+          <w:rFonts w:ascii="Arial" w:hAnsi="Arial" w:cs="Arial"/>
+          <w:b/>
+          <w:bCs/>
+        </w:rPr>
+        <w:t>: NVML Measurement Bandwidth vs. Controller Tick Rate</w:t>
+      </w:r>
+    </w:p>
+    <w:p>
+      <w:pPr>
+        <w:rPr>
+          <w:rFonts w:ascii="Arial" w:hAnsi="Arial" w:cs="Arial"/>
+        </w:rPr>
+      </w:pPr>
+      <w:r>
+        <w:rPr>
+          <w:rFonts w:ascii="Arial" w:hAnsi="Arial" w:cs="Arial"/>
+        </w:rPr>
+        <w:t>NVML reports GPU power at approximately 10 ms intervals (100 Hz), while the SlewGuard controller ticks every 50 µs (20 kHz)</w:t>
+      </w:r>
+      <w:r>
+        <w:rPr>
+          <w:rFonts w:ascii="Arial" w:hAnsi="Arial" w:cs="Arial"/>
+        </w:rPr>
+        <w:t xml:space="preserve">, </w:t>
+      </w:r>
+      <w:r>
+        <w:rPr>
+          <w:rFonts w:ascii="Arial" w:hAnsi="Arial" w:cs="Arial"/>
+        </w:rPr>
+        <w:t xml:space="preserve">a 200× measurement bandwidth gap. For ResNet-18 at M = 1–4, a complete forward pass takes 2–5 ms, meaning multiple kernel launches complete between successive NVML power samples. The PDN model is therefore driven by stale power readings for </w:t>
+      </w:r>
+      <w:proofErr w:type="gramStart"/>
+      <w:r>
+        <w:rPr>
+          <w:rFonts w:ascii="Arial" w:hAnsi="Arial" w:cs="Arial"/>
+        </w:rPr>
+        <w:t>the majority of</w:t>
+      </w:r>
+      <w:proofErr w:type="gramEnd"/>
+      <w:r>
+        <w:rPr>
+          <w:rFonts w:ascii="Arial" w:hAnsi="Arial" w:cs="Arial"/>
+        </w:rPr>
+        <w:t xml:space="preserve"> its ticks, and rapid within-batch di/dt events</w:t>
+      </w:r>
+      <w:r>
+        <w:rPr>
+          <w:rFonts w:ascii="Arial" w:hAnsi="Arial" w:cs="Arial"/>
+        </w:rPr>
+        <w:t xml:space="preserve"> (</w:t>
+      </w:r>
+      <w:r>
+        <w:rPr>
+          <w:rFonts w:ascii="Arial" w:hAnsi="Arial" w:cs="Arial"/>
+        </w:rPr>
+        <w:t>such as the power spike at the start of each convolutional layer</w:t>
+      </w:r>
+      <w:r>
+        <w:rPr>
+          <w:rFonts w:ascii="Arial" w:hAnsi="Arial" w:cs="Arial"/>
+        </w:rPr>
+        <w:t xml:space="preserve">) </w:t>
+      </w:r>
+      <w:r>
+        <w:rPr>
+          <w:rFonts w:ascii="Arial" w:hAnsi="Arial" w:cs="Arial"/>
+        </w:rPr>
+        <w:t>are invisible to the controller until the next NVML sample arrives.</w:t>
+      </w:r>
+    </w:p>
+    <w:p>
+      <w:pPr>
+        <w:rPr>
+          <w:rFonts w:ascii="Arial" w:hAnsi="Arial" w:cs="Arial"/>
+        </w:rPr>
+      </w:pPr>
+    </w:p>
+    <w:p>
+      <w:pPr>
+        <w:rPr>
+          <w:rFonts w:ascii="Arial" w:hAnsi="Arial" w:cs="Arial"/>
+        </w:rPr>
+      </w:pPr>
+      <w:r>
+        <w:rPr>
+          <w:rFonts w:ascii="Arial" w:hAnsi="Arial" w:cs="Arial"/>
+          <w:b/>
+          <w:bCs/>
+        </w:rPr>
+        <w:t>Fix:</w:t>
+      </w:r>
+      <w:r>
+        <w:rPr>
+          <w:rFonts w:ascii="Arial" w:hAnsi="Arial" w:cs="Arial"/>
+        </w:rPr>
+        <w:t xml:space="preserve"> The --pdn-noise-scale parameter injects Gaussian noise proportional to the measured NVML </w:t>
+      </w:r>
+    </w:p>
+    <w:p>
+      <w:pPr>
+        <w:rPr>
+          <w:rFonts w:ascii="Arial" w:hAnsi="Arial" w:cs="Arial"/>
+        </w:rPr>
+      </w:pPr>
+      <w:r>
+        <w:rPr>
+          <w:rFonts w:ascii="Arial" w:hAnsi="Arial" w:cs="Arial"/>
+        </w:rPr>
+        <w:t>jitter σ into each tick's power estimate, statistically modeling unobserved within-sample variation. For deterministic reproducibility, --pdn-noise-scale 0 disables injection.</w:t>
+      </w:r>
+    </w:p>
+    <w:p>
+      <w:pPr>
+        <w:rPr>
+          <w:rFonts w:ascii="Arial" w:hAnsi="Arial" w:cs="Arial"/>
+        </w:rPr>
+      </w:pPr>
+      <w:r>
+        <w:rPr>
+          <w:rFonts w:ascii="Arial" w:hAnsi="Arial" w:cs="Arial"/>
+          <w:b/>
+          <w:bCs/>
+        </w:rPr>
+        <w:t>Learning:</w:t>
+      </w:r>
+      <w:r>
+        <w:rPr>
+          <w:rFonts w:ascii="Arial" w:hAnsi="Arial" w:cs="Arial"/>
+        </w:rPr>
+        <w:t xml:space="preserve"> A production deployment would require a faster power telemetry channel (e.g., on-die power sensors</w:t>
+      </w:r>
+      <w:r>
+        <w:rPr>
+          <w:rFonts w:ascii="Arial" w:hAnsi="Arial" w:cs="Arial"/>
+        </w:rPr>
+        <w:t>) to close the measurement latency gap. NVML is a best-effort approximation suitable for proof-of-concept validation but insufficient for tight voltage margin control at sub-millisecond granularity.</w:t>
       </w:r>
     </w:p>
     <w:p>
@@ -2563,6 +4374,7 @@
         <w:rPr>
           <w:rFonts w:ascii="Arial" w:hAnsi="Arial" w:cs="Arial"/>
         </w:rPr>
+        <w:lastRenderedPageBreak/>
         <w:t xml:space="preserve">While dynamic throttling can protect the system against larger sustained voltage droops, the PDN is the only line of defense against high-frequency, nanosecond-scale noise events that occur too fast for software to detect or mitigate. </w:t>
       </w:r>
       <w:r>
@@ -2607,6 +4419,15 @@
         </w:rPr>
         <w:t>OPS) with a safe, narrow voltage guard band.</w:t>
       </w:r>
+    </w:p>
+    <w:p>
+      <w:pPr>
+        <w:rPr>
+          <w:rFonts w:ascii="Arial" w:hAnsi="Arial" w:cs="Arial"/>
+          <w:b/>
+          <w:bCs/>
+        </w:rPr>
+      </w:pPr>
       <w:r>
         <w:rPr>
           <w:rFonts w:ascii="Arial" w:hAnsi="Arial" w:cs="Arial"/>
@@ -2616,6 +4437,8 @@
       <w:r>
         <w:rPr>
           <w:rFonts w:ascii="Arial" w:hAnsi="Arial" w:cs="Arial"/>
+          <w:b/>
+          <w:bCs/>
         </w:rPr>
         <w:t>Future work worth exploring:</w:t>
       </w:r>
@@ -2742,7 +4565,19 @@
         <w:rPr>
           <w:rFonts w:ascii="Arial" w:hAnsi="Arial" w:cs="Arial"/>
         </w:rPr>
-        <w:t xml:space="preserve">Prototyping batch-size–driven power sensitivity using PyNVML polling to lay the groundwork for Slew Guard: </w:t>
+        <w:t>Prototyping batch-size</w:t>
+      </w:r>
+      <w:r>
+        <w:rPr>
+          <w:rFonts w:ascii="Arial" w:hAnsi="Arial" w:cs="Arial"/>
+        </w:rPr>
+        <w:t xml:space="preserve"> </w:t>
+      </w:r>
+      <w:r>
+        <w:rPr>
+          <w:rFonts w:ascii="Arial" w:hAnsi="Arial" w:cs="Arial"/>
+        </w:rPr>
+        <w:t xml:space="preserve">driven power sensitivity using PyNVML polling to lay the groundwork for Slew Guard: </w:t>
       </w:r>
       <w:r>
         <w:rPr>
@@ -3078,6 +4913,44 @@
           <w:rFonts w:ascii="Arial" w:hAnsi="Arial" w:cs="Arial"/>
         </w:rPr>
         <w:br/>
+      </w:r>
+    </w:p>
+    <w:p>
+      <w:pPr>
+        <w:rPr>
+          <w:rFonts w:ascii="Arial" w:hAnsi="Arial" w:cs="Arial"/>
+          <w:b/>
+          <w:bCs/>
+          <w:sz w:val="28"/>
+          <w:szCs w:val="28"/>
+        </w:rPr>
+      </w:pPr>
+      <w:r>
+        <w:rPr>
+          <w:rFonts w:ascii="Arial" w:hAnsi="Arial" w:cs="Arial"/>
+          <w:b/>
+          <w:bCs/>
+          <w:sz w:val="28"/>
+          <w:szCs w:val="28"/>
+        </w:rPr>
+        <w:t>References</w:t>
+      </w:r>
+    </w:p>
+    <w:p>
+      <w:r>
+        <w:t>[</w:t>
+      </w:r>
+      <w:r>
+        <w:t xml:space="preserve">1] Z. Liang et al., “GPU-To-Grid: Understanding and Mitigating the Impact of GPU Workloads on Power Delivery Networks,” </w:t>
+      </w:r>
+      <w:r>
+        <w:rPr>
+          <w:i/>
+        </w:rPr>
+        <w:t>arXiv:2602.05116</w:t>
+      </w:r>
+      <w:r>
+        <w:t>, 2025.</w:t>
       </w:r>
     </w:p>
     <w:sectPr>
@@ -3179,6 +5052,230 @@
     </w:lvl>
   </w:abstractNum>
   <w:abstractNum w:abstractNumId="1" w15:restartNumberingAfterBreak="0">
+    <w:nsid w:val="3BA85A06"/>
+    <w:multiLevelType w:val="hybridMultilevel"/>
+    <w:tmpl w:val="4010EF58"/>
+    <w:lvl w:ilvl="0" w:tplc="04090001">
+      <w:start w:val="1"/>
+      <w:numFmt w:val="bullet"/>
+      <w:lvlText w:val=""/>
+      <w:lvlJc w:val="left"/>
+      <w:pPr>
+        <w:ind w:left="720" w:hanging="360"/>
+      </w:pPr>
+      <w:rPr>
+        <w:rFonts w:ascii="Symbol" w:hAnsi="Symbol" w:hint="default"/>
+      </w:rPr>
+    </w:lvl>
+    <w:lvl w:ilvl="1" w:tplc="866A35A8">
+      <w:numFmt w:val="bullet"/>
+      <w:lvlText w:val="•"/>
+      <w:lvlJc w:val="left"/>
+      <w:pPr>
+        <w:ind w:left="1440" w:hanging="360"/>
+      </w:pPr>
+      <w:rPr>
+        <w:rFonts w:ascii="Arial" w:eastAsia="Times New Roman" w:hAnsi="Arial" w:cs="Arial" w:hint="default"/>
+      </w:rPr>
+    </w:lvl>
+    <w:lvl w:ilvl="2" w:tplc="04090005" w:tentative="1">
+      <w:start w:val="1"/>
+      <w:numFmt w:val="bullet"/>
+      <w:lvlText w:val=""/>
+      <w:lvlJc w:val="left"/>
+      <w:pPr>
+        <w:ind w:left="2160" w:hanging="360"/>
+      </w:pPr>
+      <w:rPr>
+        <w:rFonts w:ascii="Wingdings" w:hAnsi="Wingdings" w:hint="default"/>
+      </w:rPr>
+    </w:lvl>
+    <w:lvl w:ilvl="3" w:tplc="04090001" w:tentative="1">
+      <w:start w:val="1"/>
+      <w:numFmt w:val="bullet"/>
+      <w:lvlText w:val=""/>
+      <w:lvlJc w:val="left"/>
+      <w:pPr>
+        <w:ind w:left="2880" w:hanging="360"/>
+      </w:pPr>
+      <w:rPr>
+        <w:rFonts w:ascii="Symbol" w:hAnsi="Symbol" w:hint="default"/>
+      </w:rPr>
+    </w:lvl>
+    <w:lvl w:ilvl="4" w:tplc="04090003" w:tentative="1">
+      <w:start w:val="1"/>
+      <w:numFmt w:val="bullet"/>
+      <w:lvlText w:val="o"/>
+      <w:lvlJc w:val="left"/>
+      <w:pPr>
+        <w:ind w:left="3600" w:hanging="360"/>
+      </w:pPr>
+      <w:rPr>
+        <w:rFonts w:ascii="Courier New" w:hAnsi="Courier New" w:cs="Courier New" w:hint="default"/>
+      </w:rPr>
+    </w:lvl>
+    <w:lvl w:ilvl="5" w:tplc="04090005" w:tentative="1">
+      <w:start w:val="1"/>
+      <w:numFmt w:val="bullet"/>
+      <w:lvlText w:val=""/>
+      <w:lvlJc w:val="left"/>
+      <w:pPr>
+        <w:ind w:left="4320" w:hanging="360"/>
+      </w:pPr>
+      <w:rPr>
+        <w:rFonts w:ascii="Wingdings" w:hAnsi="Wingdings" w:hint="default"/>
+      </w:rPr>
+    </w:lvl>
+    <w:lvl w:ilvl="6" w:tplc="04090001" w:tentative="1">
+      <w:start w:val="1"/>
+      <w:numFmt w:val="bullet"/>
+      <w:lvlText w:val=""/>
+      <w:lvlJc w:val="left"/>
+      <w:pPr>
+        <w:ind w:left="5040" w:hanging="360"/>
+      </w:pPr>
+      <w:rPr>
+        <w:rFonts w:ascii="Symbol" w:hAnsi="Symbol" w:hint="default"/>
+      </w:rPr>
+    </w:lvl>
+    <w:lvl w:ilvl="7" w:tplc="04090003" w:tentative="1">
+      <w:start w:val="1"/>
+      <w:numFmt w:val="bullet"/>
+      <w:lvlText w:val="o"/>
+      <w:lvlJc w:val="left"/>
+      <w:pPr>
+        <w:ind w:left="5760" w:hanging="360"/>
+      </w:pPr>
+      <w:rPr>
+        <w:rFonts w:ascii="Courier New" w:hAnsi="Courier New" w:cs="Courier New" w:hint="default"/>
+      </w:rPr>
+    </w:lvl>
+    <w:lvl w:ilvl="8" w:tplc="04090005" w:tentative="1">
+      <w:start w:val="1"/>
+      <w:numFmt w:val="bullet"/>
+      <w:lvlText w:val=""/>
+      <w:lvlJc w:val="left"/>
+      <w:pPr>
+        <w:ind w:left="6480" w:hanging="360"/>
+      </w:pPr>
+      <w:rPr>
+        <w:rFonts w:ascii="Wingdings" w:hAnsi="Wingdings" w:hint="default"/>
+      </w:rPr>
+    </w:lvl>
+  </w:abstractNum>
+  <w:abstractNum w:abstractNumId="2" w15:restartNumberingAfterBreak="0">
+    <w:nsid w:val="3F625F23"/>
+    <w:multiLevelType w:val="hybridMultilevel"/>
+    <w:tmpl w:val="D59C433C"/>
+    <w:lvl w:ilvl="0" w:tplc="04090001">
+      <w:start w:val="1"/>
+      <w:numFmt w:val="bullet"/>
+      <w:lvlText w:val=""/>
+      <w:lvlJc w:val="left"/>
+      <w:pPr>
+        <w:ind w:left="720" w:hanging="360"/>
+      </w:pPr>
+      <w:rPr>
+        <w:rFonts w:ascii="Symbol" w:hAnsi="Symbol" w:hint="default"/>
+      </w:rPr>
+    </w:lvl>
+    <w:lvl w:ilvl="1" w:tplc="E566FFDE">
+      <w:numFmt w:val="bullet"/>
+      <w:lvlText w:val="•"/>
+      <w:lvlJc w:val="left"/>
+      <w:pPr>
+        <w:ind w:left="1440" w:hanging="360"/>
+      </w:pPr>
+      <w:rPr>
+        <w:rFonts w:ascii="Arial" w:eastAsia="Times New Roman" w:hAnsi="Arial" w:cs="Arial" w:hint="default"/>
+      </w:rPr>
+    </w:lvl>
+    <w:lvl w:ilvl="2" w:tplc="04090005" w:tentative="1">
+      <w:start w:val="1"/>
+      <w:numFmt w:val="bullet"/>
+      <w:lvlText w:val=""/>
+      <w:lvlJc w:val="left"/>
+      <w:pPr>
+        <w:ind w:left="2160" w:hanging="360"/>
+      </w:pPr>
+      <w:rPr>
+        <w:rFonts w:ascii="Wingdings" w:hAnsi="Wingdings" w:hint="default"/>
+      </w:rPr>
+    </w:lvl>
+    <w:lvl w:ilvl="3" w:tplc="04090001" w:tentative="1">
+      <w:start w:val="1"/>
+      <w:numFmt w:val="bullet"/>
+      <w:lvlText w:val=""/>
+      <w:lvlJc w:val="left"/>
+      <w:pPr>
+        <w:ind w:left="2880" w:hanging="360"/>
+      </w:pPr>
+      <w:rPr>
+        <w:rFonts w:ascii="Symbol" w:hAnsi="Symbol" w:hint="default"/>
+      </w:rPr>
+    </w:lvl>
+    <w:lvl w:ilvl="4" w:tplc="04090003" w:tentative="1">
+      <w:start w:val="1"/>
+      <w:numFmt w:val="bullet"/>
+      <w:lvlText w:val="o"/>
+      <w:lvlJc w:val="left"/>
+      <w:pPr>
+        <w:ind w:left="3600" w:hanging="360"/>
+      </w:pPr>
+      <w:rPr>
+        <w:rFonts w:ascii="Courier New" w:hAnsi="Courier New" w:cs="Courier New" w:hint="default"/>
+      </w:rPr>
+    </w:lvl>
+    <w:lvl w:ilvl="5" w:tplc="04090005" w:tentative="1">
+      <w:start w:val="1"/>
+      <w:numFmt w:val="bullet"/>
+      <w:lvlText w:val=""/>
+      <w:lvlJc w:val="left"/>
+      <w:pPr>
+        <w:ind w:left="4320" w:hanging="360"/>
+      </w:pPr>
+      <w:rPr>
+        <w:rFonts w:ascii="Wingdings" w:hAnsi="Wingdings" w:hint="default"/>
+      </w:rPr>
+    </w:lvl>
+    <w:lvl w:ilvl="6" w:tplc="04090001" w:tentative="1">
+      <w:start w:val="1"/>
+      <w:numFmt w:val="bullet"/>
+      <w:lvlText w:val=""/>
+      <w:lvlJc w:val="left"/>
+      <w:pPr>
+        <w:ind w:left="5040" w:hanging="360"/>
+      </w:pPr>
+      <w:rPr>
+        <w:rFonts w:ascii="Symbol" w:hAnsi="Symbol" w:hint="default"/>
+      </w:rPr>
+    </w:lvl>
+    <w:lvl w:ilvl="7" w:tplc="04090003" w:tentative="1">
+      <w:start w:val="1"/>
+      <w:numFmt w:val="bullet"/>
+      <w:lvlText w:val="o"/>
+      <w:lvlJc w:val="left"/>
+      <w:pPr>
+        <w:ind w:left="5760" w:hanging="360"/>
+      </w:pPr>
+      <w:rPr>
+        <w:rFonts w:ascii="Courier New" w:hAnsi="Courier New" w:cs="Courier New" w:hint="default"/>
+      </w:rPr>
+    </w:lvl>
+    <w:lvl w:ilvl="8" w:tplc="04090005" w:tentative="1">
+      <w:start w:val="1"/>
+      <w:numFmt w:val="bullet"/>
+      <w:lvlText w:val=""/>
+      <w:lvlJc w:val="left"/>
+      <w:pPr>
+        <w:ind w:left="6480" w:hanging="360"/>
+      </w:pPr>
+      <w:rPr>
+        <w:rFonts w:ascii="Wingdings" w:hAnsi="Wingdings" w:hint="default"/>
+      </w:rPr>
+    </w:lvl>
+  </w:abstractNum>
+  <w:abstractNum w:abstractNumId="3" w15:restartNumberingAfterBreak="0">
     <w:nsid w:val="599908DC"/>
     <w:multiLevelType w:val="multilevel"/>
     <w:tmpl w:val="FE907E18"/>
@@ -3327,7 +5424,120 @@
       </w:rPr>
     </w:lvl>
   </w:abstractNum>
-  <w:abstractNum w:abstractNumId="2" w15:restartNumberingAfterBreak="0">
+  <w:abstractNum w:abstractNumId="4" w15:restartNumberingAfterBreak="0">
+    <w:nsid w:val="6F6A14E2"/>
+    <w:multiLevelType w:val="hybridMultilevel"/>
+    <w:tmpl w:val="AA82E7E2"/>
+    <w:lvl w:ilvl="0" w:tplc="04090001">
+      <w:start w:val="1"/>
+      <w:numFmt w:val="bullet"/>
+      <w:lvlText w:val=""/>
+      <w:lvlJc w:val="left"/>
+      <w:pPr>
+        <w:ind w:left="720" w:hanging="360"/>
+      </w:pPr>
+      <w:rPr>
+        <w:rFonts w:ascii="Symbol" w:hAnsi="Symbol" w:hint="default"/>
+      </w:rPr>
+    </w:lvl>
+    <w:lvl w:ilvl="1" w:tplc="04090003" w:tentative="1">
+      <w:start w:val="1"/>
+      <w:numFmt w:val="bullet"/>
+      <w:lvlText w:val="o"/>
+      <w:lvlJc w:val="left"/>
+      <w:pPr>
+        <w:ind w:left="1440" w:hanging="360"/>
+      </w:pPr>
+      <w:rPr>
+        <w:rFonts w:ascii="Courier New" w:hAnsi="Courier New" w:cs="Courier New" w:hint="default"/>
+      </w:rPr>
+    </w:lvl>
+    <w:lvl w:ilvl="2" w:tplc="04090005" w:tentative="1">
+      <w:start w:val="1"/>
+      <w:numFmt w:val="bullet"/>
+      <w:lvlText w:val=""/>
+      <w:lvlJc w:val="left"/>
+      <w:pPr>
+        <w:ind w:left="2160" w:hanging="360"/>
+      </w:pPr>
+      <w:rPr>
+        <w:rFonts w:ascii="Wingdings" w:hAnsi="Wingdings" w:hint="default"/>
+      </w:rPr>
+    </w:lvl>
+    <w:lvl w:ilvl="3" w:tplc="04090001" w:tentative="1">
+      <w:start w:val="1"/>
+      <w:numFmt w:val="bullet"/>
+      <w:lvlText w:val=""/>
+      <w:lvlJc w:val="left"/>
+      <w:pPr>
+        <w:ind w:left="2880" w:hanging="360"/>
+      </w:pPr>
+      <w:rPr>
+        <w:rFonts w:ascii="Symbol" w:hAnsi="Symbol" w:hint="default"/>
+      </w:rPr>
+    </w:lvl>
+    <w:lvl w:ilvl="4" w:tplc="04090003" w:tentative="1">
+      <w:start w:val="1"/>
+      <w:numFmt w:val="bullet"/>
+      <w:lvlText w:val="o"/>
+      <w:lvlJc w:val="left"/>
+      <w:pPr>
+        <w:ind w:left="3600" w:hanging="360"/>
+      </w:pPr>
+      <w:rPr>
+        <w:rFonts w:ascii="Courier New" w:hAnsi="Courier New" w:cs="Courier New" w:hint="default"/>
+      </w:rPr>
+    </w:lvl>
+    <w:lvl w:ilvl="5" w:tplc="04090005" w:tentative="1">
+      <w:start w:val="1"/>
+      <w:numFmt w:val="bullet"/>
+      <w:lvlText w:val=""/>
+      <w:lvlJc w:val="left"/>
+      <w:pPr>
+        <w:ind w:left="4320" w:hanging="360"/>
+      </w:pPr>
+      <w:rPr>
+        <w:rFonts w:ascii="Wingdings" w:hAnsi="Wingdings" w:hint="default"/>
+      </w:rPr>
+    </w:lvl>
+    <w:lvl w:ilvl="6" w:tplc="04090001" w:tentative="1">
+      <w:start w:val="1"/>
+      <w:numFmt w:val="bullet"/>
+      <w:lvlText w:val=""/>
+      <w:lvlJc w:val="left"/>
+      <w:pPr>
+        <w:ind w:left="5040" w:hanging="360"/>
+      </w:pPr>
+      <w:rPr>
+        <w:rFonts w:ascii="Symbol" w:hAnsi="Symbol" w:hint="default"/>
+      </w:rPr>
+    </w:lvl>
+    <w:lvl w:ilvl="7" w:tplc="04090003" w:tentative="1">
+      <w:start w:val="1"/>
+      <w:numFmt w:val="bullet"/>
+      <w:lvlText w:val="o"/>
+      <w:lvlJc w:val="left"/>
+      <w:pPr>
+        <w:ind w:left="5760" w:hanging="360"/>
+      </w:pPr>
+      <w:rPr>
+        <w:rFonts w:ascii="Courier New" w:hAnsi="Courier New" w:cs="Courier New" w:hint="default"/>
+      </w:rPr>
+    </w:lvl>
+    <w:lvl w:ilvl="8" w:tplc="04090005" w:tentative="1">
+      <w:start w:val="1"/>
+      <w:numFmt w:val="bullet"/>
+      <w:lvlText w:val=""/>
+      <w:lvlJc w:val="left"/>
+      <w:pPr>
+        <w:ind w:left="6480" w:hanging="360"/>
+      </w:pPr>
+      <w:rPr>
+        <w:rFonts w:ascii="Wingdings" w:hAnsi="Wingdings" w:hint="default"/>
+      </w:rPr>
+    </w:lvl>
+  </w:abstractNum>
+  <w:abstractNum w:abstractNumId="5" w15:restartNumberingAfterBreak="0">
     <w:nsid w:val="77C4672F"/>
     <w:multiLevelType w:val="multilevel"/>
     <w:tmpl w:val="9B269E2A"/>
@@ -3476,7 +5686,7 @@
       </w:rPr>
     </w:lvl>
   </w:abstractNum>
-  <w:abstractNum w:abstractNumId="3" w15:restartNumberingAfterBreak="0">
+  <w:abstractNum w:abstractNumId="6" w15:restartNumberingAfterBreak="0">
     <w:nsid w:val="7E136A87"/>
     <w:multiLevelType w:val="hybridMultilevel"/>
     <w:tmpl w:val="2FBE17CA"/>
@@ -3563,16 +5773,25 @@
     </w:lvl>
   </w:abstractNum>
   <w:num w:numId="1" w16cid:durableId="1293829794">
-    <w:abstractNumId w:val="3"/>
+    <w:abstractNumId w:val="6"/>
   </w:num>
   <w:num w:numId="2" w16cid:durableId="1162085015">
     <w:abstractNumId w:val="0"/>
   </w:num>
   <w:num w:numId="3" w16cid:durableId="283969968">
+    <w:abstractNumId w:val="5"/>
+  </w:num>
+  <w:num w:numId="4" w16cid:durableId="2131704748">
+    <w:abstractNumId w:val="3"/>
+  </w:num>
+  <w:num w:numId="5" w16cid:durableId="1409767097">
+    <w:abstractNumId w:val="1"/>
+  </w:num>
+  <w:num w:numId="6" w16cid:durableId="1929456794">
     <w:abstractNumId w:val="2"/>
   </w:num>
-  <w:num w:numId="4" w16cid:durableId="2131704748">
-    <w:abstractNumId w:val="1"/>
+  <w:num w:numId="7" w16cid:durableId="541987763">
+    <w:abstractNumId w:val="4"/>
   </w:num>
 </w:numbering>
 </file>
